--- a/Ejercicio 3/EJERCICIO 3 PREGUNTAS CONSIGNA.docx
+++ b/Ejercicio 3/EJERCICIO 3 PREGUNTAS CONSIGNA.docx
@@ -2,6 +2,24 @@
 <file path=word/document.xml><?xml version="1.0" encoding="utf-8"?>
 <w:document xmlns:wpc="http://schemas.microsoft.com/office/word/2010/wordprocessingCanvas" xmlns:cx="http://schemas.microsoft.com/office/drawing/2014/chartex" xmlns:cx1="http://schemas.microsoft.com/office/drawing/2015/9/8/chartex" xmlns:cx2="http://schemas.microsoft.com/office/drawing/2015/10/21/chartex" xmlns:cx3="http://schemas.microsoft.com/office/drawing/2016/5/9/chartex" xmlns:cx4="http://schemas.microsoft.com/office/drawing/2016/5/10/chartex" xmlns:cx5="http://schemas.microsoft.com/office/drawing/2016/5/11/chartex" xmlns:cx6="http://schemas.microsoft.com/office/drawing/2016/5/12/chartex" xmlns:cx7="http://schemas.microsoft.com/office/drawing/2016/5/13/chartex" xmlns:cx8="http://schemas.microsoft.com/office/drawing/2016/5/14/chartex" xmlns:mc="http://schemas.openxmlformats.org/markup-compatibility/2006" xmlns:aink="http://schemas.microsoft.com/office/drawing/2016/ink" xmlns:am3d="http://schemas.microsoft.com/office/drawing/2017/model3d" xmlns:o="urn:schemas-microsoft-com:office:office" xmlns:oel="http://schemas.microsoft.com/office/2019/extlst" xmlns:r="http://schemas.openxmlformats.org/officeDocument/2006/relationships" xmlns:m="http://schemas.openxmlformats.org/officeDocument/2006/math" xmlns:v="urn:schemas-microsoft-com:vml" xmlns:wp14="http://schemas.microsoft.com/office/word/2010/wordprocessingDrawing" xmlns:wp="http://schemas.openxmlformats.org/drawingml/2006/wordprocessingDrawing" xmlns:w10="urn:schemas-microsoft-com:office:word" xmlns:w="http://schemas.openxmlformats.org/wordprocessingml/2006/main" xmlns:w14="http://schemas.microsoft.com/office/word/2010/wordml" xmlns:w15="http://schemas.microsoft.com/office/word/2012/wordml" xmlns:w16cex="http://schemas.microsoft.com/office/word/2018/wordml/cex" xmlns:w16cid="http://schemas.microsoft.com/office/word/2016/wordml/cid" xmlns:w16="http://schemas.microsoft.com/office/word/2018/wordml" xmlns:w16du="http://schemas.microsoft.com/office/word/2023/wordml/word16du" xmlns:w16sdtdh="http://schemas.microsoft.com/office/word/2020/wordml/sdtdatahash" xmlns:w16se="http://schemas.microsoft.com/office/word/2015/wordml/symex" xmlns:wpg="http://schemas.microsoft.com/office/word/2010/wordprocessingGroup" xmlns:wpi="http://schemas.microsoft.com/office/word/2010/wordprocessingInk" xmlns:wne="http://schemas.microsoft.com/office/word/2006/wordml" xmlns:wps="http://schemas.microsoft.com/office/word/2010/wordprocessingShape" mc:Ignorable="w14 w15 w16se w16cid w16 w16cex w16sdtdh w16du wp14">
   <w:body>
+    <w:p>
+      <w:pPr>
+        <w:spacing w:after="120" w:line="240" w:lineRule="auto"/>
+        <w:ind w:left="720" w:hanging="360"/>
+        <w:jc w:val="both"/>
+      </w:pPr>
+      <w:r>
+        <w:t>BYRON PROCEL</w:t>
+      </w:r>
+      <w:r>
+        <w:br/>
+        <w:t>TRABAJO EJERCICIO 3</w:t>
+      </w:r>
+      <w:r>
+        <w:br/>
+        <w:t>PROGRAMACION I</w:t>
+      </w:r>
+    </w:p>
     <w:p>
       <w:pPr>
         <w:pStyle w:val="Prrafodelista"/>
@@ -9,7 +27,8 @@
           <w:ilvl w:val="0"/>
           <w:numId w:val="1"/>
         </w:numPr>
-        <w:spacing w:after="120" w:line="276" w:lineRule="auto"/>
+        <w:spacing w:after="120" w:line="240" w:lineRule="auto"/>
+        <w:jc w:val="both"/>
         <w:rPr>
           <w:rFonts w:ascii="Times New Roman" w:hAnsi="Times New Roman" w:cs="Times New Roman"/>
           <w:sz w:val="28"/>
@@ -34,7 +53,8 @@
           <w:ilvl w:val="0"/>
           <w:numId w:val="2"/>
         </w:numPr>
-        <w:spacing w:after="120" w:line="276" w:lineRule="auto"/>
+        <w:spacing w:after="120" w:line="240" w:lineRule="auto"/>
+        <w:jc w:val="both"/>
         <w:rPr>
           <w:rFonts w:ascii="Times New Roman" w:hAnsi="Times New Roman" w:cs="Times New Roman"/>
           <w:sz w:val="28"/>
@@ -49,7 +69,33 @@
           <w:szCs w:val="28"/>
           <w:lang w:eastAsia="es-EC"/>
         </w:rPr>
-        <w:t>Se organiza mediante una matriz bidimensional</w:t>
+        <w:t>Los datos se organizan en una matriz bidimensional de 5 filas y 3 columnas. Las filas representan a los estudiantes y las columnas representan las tres asignaturas.</w:t>
+      </w:r>
+    </w:p>
+    <w:p>
+      <w:pPr>
+        <w:pStyle w:val="Prrafodelista"/>
+        <w:numPr>
+          <w:ilvl w:val="0"/>
+          <w:numId w:val="1"/>
+        </w:numPr>
+        <w:spacing w:after="120" w:line="240" w:lineRule="auto"/>
+        <w:jc w:val="both"/>
+        <w:rPr>
+          <w:rFonts w:ascii="Times New Roman" w:hAnsi="Times New Roman" w:cs="Times New Roman"/>
+          <w:sz w:val="28"/>
+          <w:szCs w:val="28"/>
+          <w:lang w:eastAsia="es-EC"/>
+        </w:rPr>
+      </w:pPr>
+      <w:r>
+        <w:rPr>
+          <w:rFonts w:ascii="Times New Roman" w:hAnsi="Times New Roman" w:cs="Times New Roman"/>
+          <w:sz w:val="28"/>
+          <w:szCs w:val="28"/>
+          <w:lang w:eastAsia="es-EC"/>
+        </w:rPr>
+        <w:t>¿Qué cálculos son necesarios?</w:t>
       </w:r>
     </w:p>
     <w:p>
@@ -59,7 +105,8 @@
           <w:ilvl w:val="0"/>
           <w:numId w:val="2"/>
         </w:numPr>
-        <w:spacing w:after="120" w:line="276" w:lineRule="auto"/>
+        <w:spacing w:after="120" w:line="240" w:lineRule="auto"/>
+        <w:jc w:val="both"/>
         <w:rPr>
           <w:rFonts w:ascii="Times New Roman" w:hAnsi="Times New Roman" w:cs="Times New Roman"/>
           <w:sz w:val="28"/>
@@ -74,7 +121,7 @@
           <w:szCs w:val="28"/>
           <w:lang w:eastAsia="es-EC"/>
         </w:rPr>
-        <w:t>Las filas representan cada uno de los 5 estudiantes</w:t>
+        <w:t>Se necesitan operaciones de suma acumulativa y división para calcular el promedio de las calificaciones para cada estudiante y el promedio por cada asignatura</w:t>
       </w:r>
     </w:p>
     <w:p>
@@ -84,7 +131,8 @@
           <w:ilvl w:val="0"/>
           <w:numId w:val="2"/>
         </w:numPr>
-        <w:spacing w:after="120" w:line="276" w:lineRule="auto"/>
+        <w:spacing w:after="120" w:line="240" w:lineRule="auto"/>
+        <w:jc w:val="both"/>
         <w:rPr>
           <w:rFonts w:ascii="Times New Roman" w:hAnsi="Times New Roman" w:cs="Times New Roman"/>
           <w:sz w:val="28"/>
@@ -99,7 +147,51 @@
           <w:szCs w:val="28"/>
           <w:lang w:eastAsia="es-EC"/>
         </w:rPr>
-        <w:t>Las columnas representan las calificaciones correspondientes a las 3 asignaturas</w:t>
+        <w:t>Se utilizan estructuras condicionales if para determinar la nota más alta y la más baja.</w:t>
+      </w:r>
+    </w:p>
+    <w:p>
+      <w:pPr>
+        <w:pStyle w:val="Prrafodelista"/>
+        <w:numPr>
+          <w:ilvl w:val="0"/>
+          <w:numId w:val="2"/>
+        </w:numPr>
+        <w:spacing w:after="120" w:line="240" w:lineRule="auto"/>
+        <w:jc w:val="both"/>
+        <w:rPr>
+          <w:rFonts w:ascii="Times New Roman" w:hAnsi="Times New Roman" w:cs="Times New Roman"/>
+          <w:sz w:val="28"/>
+          <w:szCs w:val="28"/>
+          <w:lang w:eastAsia="es-EC"/>
+        </w:rPr>
+      </w:pPr>
+      <w:r>
+        <w:rPr>
+          <w:rFonts w:ascii="Times New Roman" w:hAnsi="Times New Roman" w:cs="Times New Roman"/>
+          <w:sz w:val="28"/>
+          <w:szCs w:val="28"/>
+          <w:lang w:eastAsia="es-EC"/>
+        </w:rPr>
+        <w:t xml:space="preserve">Se utilizan variables contadoras para determinar </w:t>
+      </w:r>
+      <w:r>
+        <w:rPr>
+          <w:rFonts w:ascii="Times New Roman" w:hAnsi="Times New Roman" w:cs="Times New Roman"/>
+          <w:sz w:val="28"/>
+          <w:szCs w:val="28"/>
+          <w:lang w:eastAsia="es-EC"/>
+        </w:rPr>
+        <w:t>cuántos</w:t>
+      </w:r>
+      <w:r>
+        <w:rPr>
+          <w:rFonts w:ascii="Times New Roman" w:hAnsi="Times New Roman" w:cs="Times New Roman"/>
+          <w:sz w:val="28"/>
+          <w:szCs w:val="28"/>
+          <w:lang w:eastAsia="es-EC"/>
+        </w:rPr>
+        <w:t xml:space="preserve"> estudiantes aprobaron o reprobaron cada asignatura, aplicando la condición de que la nota de aprobación debe ser mayor o igual a 6</w:t>
       </w:r>
     </w:p>
     <w:p>
@@ -109,7 +201,8 @@
           <w:ilvl w:val="0"/>
           <w:numId w:val="1"/>
         </w:numPr>
-        <w:spacing w:after="120" w:line="276" w:lineRule="auto"/>
+        <w:spacing w:after="120" w:line="240" w:lineRule="auto"/>
+        <w:jc w:val="both"/>
         <w:rPr>
           <w:rFonts w:ascii="Times New Roman" w:hAnsi="Times New Roman" w:cs="Times New Roman"/>
           <w:sz w:val="28"/>
@@ -124,7 +217,7 @@
           <w:szCs w:val="28"/>
           <w:lang w:eastAsia="es-EC"/>
         </w:rPr>
-        <w:t>¿Qué cálculos son necesarios?</w:t>
+        <w:t>¿Cómo manejamos la validación de entradas?</w:t>
       </w:r>
     </w:p>
     <w:p>
@@ -134,7 +227,8 @@
           <w:ilvl w:val="0"/>
           <w:numId w:val="2"/>
         </w:numPr>
-        <w:spacing w:after="120" w:line="276" w:lineRule="auto"/>
+        <w:spacing w:after="120" w:line="240" w:lineRule="auto"/>
+        <w:jc w:val="both"/>
         <w:rPr>
           <w:rFonts w:ascii="Times New Roman" w:hAnsi="Times New Roman" w:cs="Times New Roman"/>
           <w:sz w:val="28"/>
@@ -149,7 +243,16 @@
           <w:szCs w:val="28"/>
           <w:lang w:eastAsia="es-EC"/>
         </w:rPr>
-        <w:t>Se necesitan operaciones de suma acumulativa y división para calcular el promedio de las calificaciones para cada estudiante y el promedio por cada asignatura</w:t>
+        <w:t>Se maneja mediante un ciclo de control iterativo</w:t>
+      </w:r>
+      <w:r>
+        <w:rPr>
+          <w:rFonts w:ascii="Times New Roman" w:hAnsi="Times New Roman" w:cs="Times New Roman"/>
+          <w:sz w:val="28"/>
+          <w:szCs w:val="28"/>
+          <w:lang w:eastAsia="es-EC"/>
+        </w:rPr>
+        <w:t xml:space="preserve"> (do-while), al momento de leer los datos registrados mediante el usuario.</w:t>
       </w:r>
     </w:p>
     <w:p>
@@ -159,7 +262,8 @@
           <w:ilvl w:val="0"/>
           <w:numId w:val="2"/>
         </w:numPr>
-        <w:spacing w:after="120" w:line="276" w:lineRule="auto"/>
+        <w:spacing w:after="120" w:line="240" w:lineRule="auto"/>
+        <w:jc w:val="both"/>
         <w:rPr>
           <w:rFonts w:ascii="Times New Roman" w:hAnsi="Times New Roman" w:cs="Times New Roman"/>
           <w:sz w:val="28"/>
@@ -174,7 +278,7 @@
           <w:szCs w:val="28"/>
           <w:lang w:eastAsia="es-EC"/>
         </w:rPr>
-        <w:t>Se requiere la implementación de estructuras de comparación matemática para encontrar la calificaciones mas alta y baja por estudiante y por asignatura.</w:t>
+        <w:t>El ciclo garantiza y valida que las calificaciones estén dentro del rango de 0 – 10</w:t>
       </w:r>
     </w:p>
     <w:p>
@@ -184,7 +288,8 @@
           <w:ilvl w:val="0"/>
           <w:numId w:val="2"/>
         </w:numPr>
-        <w:spacing w:after="120" w:line="276" w:lineRule="auto"/>
+        <w:spacing w:after="120" w:line="240" w:lineRule="auto"/>
+        <w:jc w:val="both"/>
         <w:rPr>
           <w:rFonts w:ascii="Times New Roman" w:hAnsi="Times New Roman" w:cs="Times New Roman"/>
           <w:sz w:val="28"/>
@@ -199,9 +304,8 @@
           <w:szCs w:val="28"/>
           <w:lang w:eastAsia="es-EC"/>
         </w:rPr>
-        <w:t xml:space="preserve">Se utilizan variables contadoras para determinar </w:t>
-      </w:r>
-      <w:proofErr w:type="spellStart"/>
+        <w:t>En caso de ingresar un dato fuera del rango, el programa retiene al usuario y vuelve a solicitar el ingreso de la nota</w:t>
+      </w:r>
       <w:r>
         <w:rPr>
           <w:rFonts w:ascii="Times New Roman" w:hAnsi="Times New Roman" w:cs="Times New Roman"/>
@@ -209,9 +313,8 @@
           <w:szCs w:val="28"/>
           <w:lang w:eastAsia="es-EC"/>
         </w:rPr>
-        <w:t>cuantos</w:t>
-      </w:r>
-      <w:proofErr w:type="spellEnd"/>
+        <w:t>, s</w:t>
+      </w:r>
       <w:r>
         <w:rPr>
           <w:rFonts w:ascii="Times New Roman" w:hAnsi="Times New Roman" w:cs="Times New Roman"/>
@@ -219,7 +322,7 @@
           <w:szCs w:val="28"/>
           <w:lang w:eastAsia="es-EC"/>
         </w:rPr>
-        <w:t xml:space="preserve"> estudiantes aprobaron o reprobaron cada asignatura, aplicando la condición de que la nota de aprobación debe ser mayor o igual a 6</w:t>
+        <w:t>in embargo, el código no valida si el usuario ingresa caracteres no numéricos, ya que no se verifica el retorno de scanf.</w:t>
       </w:r>
     </w:p>
     <w:p>
@@ -229,7 +332,8 @@
           <w:ilvl w:val="0"/>
           <w:numId w:val="1"/>
         </w:numPr>
-        <w:spacing w:after="120" w:line="276" w:lineRule="auto"/>
+        <w:spacing w:after="120" w:line="240" w:lineRule="auto"/>
+        <w:jc w:val="both"/>
         <w:rPr>
           <w:rFonts w:ascii="Times New Roman" w:hAnsi="Times New Roman" w:cs="Times New Roman"/>
           <w:sz w:val="28"/>
@@ -244,7 +348,7 @@
           <w:szCs w:val="28"/>
           <w:lang w:eastAsia="es-EC"/>
         </w:rPr>
-        <w:t>¿Cómo manejamos la validación de entradas?</w:t>
+        <w:t>¿Cómo visualizamos los resultados de manera clara?</w:t>
       </w:r>
     </w:p>
     <w:p>
@@ -254,51 +358,21 @@
           <w:ilvl w:val="0"/>
           <w:numId w:val="2"/>
         </w:numPr>
-        <w:spacing w:after="120" w:line="276" w:lineRule="auto"/>
-        <w:rPr>
-          <w:rFonts w:ascii="Times New Roman" w:hAnsi="Times New Roman" w:cs="Times New Roman"/>
-          <w:sz w:val="28"/>
-          <w:szCs w:val="28"/>
-          <w:lang w:eastAsia="es-EC"/>
-        </w:rPr>
-      </w:pPr>
-      <w:r>
-        <w:rPr>
-          <w:rFonts w:ascii="Times New Roman" w:hAnsi="Times New Roman" w:cs="Times New Roman"/>
-          <w:sz w:val="28"/>
-          <w:szCs w:val="28"/>
-          <w:lang w:eastAsia="es-EC"/>
-        </w:rPr>
-        <w:t>Se maneja mediante un ciclo de control iterativo</w:t>
-      </w:r>
-      <w:r>
-        <w:rPr>
-          <w:rFonts w:ascii="Times New Roman" w:hAnsi="Times New Roman" w:cs="Times New Roman"/>
-          <w:sz w:val="28"/>
-          <w:szCs w:val="28"/>
-          <w:lang w:eastAsia="es-EC"/>
-        </w:rPr>
-        <w:t xml:space="preserve"> (do-</w:t>
-      </w:r>
-      <w:proofErr w:type="spellStart"/>
-      <w:r>
-        <w:rPr>
-          <w:rFonts w:ascii="Times New Roman" w:hAnsi="Times New Roman" w:cs="Times New Roman"/>
-          <w:sz w:val="28"/>
-          <w:szCs w:val="28"/>
-          <w:lang w:eastAsia="es-EC"/>
-        </w:rPr>
-        <w:t>while</w:t>
-      </w:r>
-      <w:proofErr w:type="spellEnd"/>
-      <w:r>
-        <w:rPr>
-          <w:rFonts w:ascii="Times New Roman" w:hAnsi="Times New Roman" w:cs="Times New Roman"/>
-          <w:sz w:val="28"/>
-          <w:szCs w:val="28"/>
-          <w:lang w:eastAsia="es-EC"/>
-        </w:rPr>
-        <w:t>), al momento de leer los datos registrados mediante el usuario.</w:t>
+        <w:spacing w:line="240" w:lineRule="auto"/>
+        <w:jc w:val="both"/>
+        <w:rPr>
+          <w:rFonts w:ascii="Times New Roman" w:hAnsi="Times New Roman" w:cs="Times New Roman"/>
+          <w:sz w:val="28"/>
+          <w:szCs w:val="28"/>
+        </w:rPr>
+      </w:pPr>
+      <w:r>
+        <w:rPr>
+          <w:rFonts w:ascii="Times New Roman" w:hAnsi="Times New Roman" w:cs="Times New Roman"/>
+          <w:sz w:val="28"/>
+          <w:szCs w:val="28"/>
+        </w:rPr>
+        <w:t>Se gestiona mediante la consola usando impresiones de texto separadas por bloques.</w:t>
       </w:r>
     </w:p>
     <w:p>
@@ -308,22 +382,21 @@
           <w:ilvl w:val="0"/>
           <w:numId w:val="2"/>
         </w:numPr>
-        <w:spacing w:after="120" w:line="276" w:lineRule="auto"/>
-        <w:rPr>
-          <w:rFonts w:ascii="Times New Roman" w:hAnsi="Times New Roman" w:cs="Times New Roman"/>
-          <w:sz w:val="28"/>
-          <w:szCs w:val="28"/>
-          <w:lang w:eastAsia="es-EC"/>
-        </w:rPr>
-      </w:pPr>
-      <w:r>
-        <w:rPr>
-          <w:rFonts w:ascii="Times New Roman" w:hAnsi="Times New Roman" w:cs="Times New Roman"/>
-          <w:sz w:val="28"/>
-          <w:szCs w:val="28"/>
-          <w:lang w:eastAsia="es-EC"/>
-        </w:rPr>
-        <w:t>El ciclo garantiza y valida que las calificaciones estén dentro del rango de 0 – 10</w:t>
+        <w:spacing w:line="240" w:lineRule="auto"/>
+        <w:jc w:val="both"/>
+        <w:rPr>
+          <w:rFonts w:ascii="Times New Roman" w:hAnsi="Times New Roman" w:cs="Times New Roman"/>
+          <w:sz w:val="28"/>
+          <w:szCs w:val="28"/>
+        </w:rPr>
+      </w:pPr>
+      <w:r>
+        <w:rPr>
+          <w:rFonts w:ascii="Times New Roman" w:hAnsi="Times New Roman" w:cs="Times New Roman"/>
+          <w:sz w:val="28"/>
+          <w:szCs w:val="28"/>
+        </w:rPr>
+        <w:t>Se usan separadores visuales y saltos de línea para mostrar el promedio por estudiante y asignatura.</w:t>
       </w:r>
     </w:p>
     <w:p>
@@ -333,47 +406,53 @@
           <w:ilvl w:val="0"/>
           <w:numId w:val="2"/>
         </w:numPr>
-        <w:spacing w:after="120" w:line="276" w:lineRule="auto"/>
-        <w:rPr>
-          <w:rFonts w:ascii="Times New Roman" w:hAnsi="Times New Roman" w:cs="Times New Roman"/>
-          <w:sz w:val="28"/>
-          <w:szCs w:val="28"/>
-          <w:lang w:eastAsia="es-EC"/>
-        </w:rPr>
-      </w:pPr>
-      <w:r>
-        <w:rPr>
-          <w:rFonts w:ascii="Times New Roman" w:hAnsi="Times New Roman" w:cs="Times New Roman"/>
-          <w:sz w:val="28"/>
-          <w:szCs w:val="28"/>
-          <w:lang w:eastAsia="es-EC"/>
-        </w:rPr>
-        <w:t>En caso de ingresar un dato fuera del rango, el programa retiene al usuario y vuelve a solicitar el ingreso de la nota.</w:t>
-      </w:r>
-    </w:p>
-    <w:p>
-      <w:pPr>
-        <w:pStyle w:val="Prrafodelista"/>
-        <w:numPr>
-          <w:ilvl w:val="0"/>
-          <w:numId w:val="1"/>
-        </w:numPr>
-        <w:spacing w:after="120" w:line="276" w:lineRule="auto"/>
-        <w:rPr>
-          <w:rFonts w:ascii="Times New Roman" w:hAnsi="Times New Roman" w:cs="Times New Roman"/>
-          <w:sz w:val="28"/>
-          <w:szCs w:val="28"/>
-          <w:lang w:eastAsia="es-EC"/>
-        </w:rPr>
-      </w:pPr>
-      <w:r>
-        <w:rPr>
-          <w:rFonts w:ascii="Times New Roman" w:hAnsi="Times New Roman" w:cs="Times New Roman"/>
-          <w:sz w:val="28"/>
-          <w:szCs w:val="28"/>
-          <w:lang w:eastAsia="es-EC"/>
-        </w:rPr>
-        <w:t>¿Cómo visualizamos los resultados de manera clara?</w:t>
+        <w:spacing w:line="240" w:lineRule="auto"/>
+        <w:jc w:val="both"/>
+        <w:rPr>
+          <w:rFonts w:ascii="Times New Roman" w:hAnsi="Times New Roman" w:cs="Times New Roman"/>
+          <w:sz w:val="28"/>
+          <w:szCs w:val="28"/>
+        </w:rPr>
+      </w:pPr>
+      <w:r>
+        <w:rPr>
+          <w:rFonts w:ascii="Times New Roman" w:hAnsi="Times New Roman" w:cs="Times New Roman"/>
+          <w:sz w:val="28"/>
+          <w:szCs w:val="28"/>
+        </w:rPr>
+        <w:t xml:space="preserve">Se </w:t>
+      </w:r>
+      <w:r>
+        <w:rPr>
+          <w:rFonts w:ascii="Times New Roman" w:hAnsi="Times New Roman" w:cs="Times New Roman"/>
+          <w:sz w:val="28"/>
+          <w:szCs w:val="28"/>
+        </w:rPr>
+        <w:t>muestran uno por uno los resultados,</w:t>
+      </w:r>
+      <w:r>
+        <w:rPr>
+          <w:rFonts w:ascii="Times New Roman" w:hAnsi="Times New Roman" w:cs="Times New Roman"/>
+          <w:sz w:val="28"/>
+          <w:szCs w:val="28"/>
+        </w:rPr>
+        <w:t xml:space="preserve"> la calificación </w:t>
+      </w:r>
+      <w:r>
+        <w:rPr>
+          <w:rFonts w:ascii="Times New Roman" w:hAnsi="Times New Roman" w:cs="Times New Roman"/>
+          <w:sz w:val="28"/>
+          <w:szCs w:val="28"/>
+        </w:rPr>
+        <w:t>más</w:t>
+      </w:r>
+      <w:r>
+        <w:rPr>
+          <w:rFonts w:ascii="Times New Roman" w:hAnsi="Times New Roman" w:cs="Times New Roman"/>
+          <w:sz w:val="28"/>
+          <w:szCs w:val="28"/>
+        </w:rPr>
+        <w:t xml:space="preserve"> alta y baja por estudiante y por asignatura.</w:t>
       </w:r>
     </w:p>
     <w:p>
@@ -383,19 +462,53 @@
           <w:ilvl w:val="0"/>
           <w:numId w:val="2"/>
         </w:numPr>
-        <w:rPr>
-          <w:rFonts w:ascii="Times New Roman" w:hAnsi="Times New Roman" w:cs="Times New Roman"/>
-          <w:sz w:val="28"/>
-          <w:szCs w:val="28"/>
-        </w:rPr>
-      </w:pPr>
-      <w:r>
-        <w:rPr>
-          <w:rFonts w:ascii="Times New Roman" w:hAnsi="Times New Roman" w:cs="Times New Roman"/>
-          <w:sz w:val="28"/>
-          <w:szCs w:val="28"/>
-        </w:rPr>
-        <w:t>Se gestiona mediante la consola usando impresiones de texto separadas por bloques.</w:t>
+        <w:spacing w:line="240" w:lineRule="auto"/>
+        <w:jc w:val="both"/>
+        <w:rPr>
+          <w:rFonts w:ascii="Times New Roman" w:hAnsi="Times New Roman" w:cs="Times New Roman"/>
+          <w:sz w:val="28"/>
+          <w:szCs w:val="28"/>
+        </w:rPr>
+      </w:pPr>
+      <w:r>
+        <w:rPr>
+          <w:rFonts w:ascii="Times New Roman" w:hAnsi="Times New Roman" w:cs="Times New Roman"/>
+          <w:sz w:val="28"/>
+          <w:szCs w:val="28"/>
+        </w:rPr>
+        <w:t>Las notas y promedios se formatean a dos decimales para</w:t>
+      </w:r>
+      <w:r>
+        <w:rPr>
+          <w:rFonts w:ascii="Times New Roman" w:hAnsi="Times New Roman" w:cs="Times New Roman"/>
+          <w:sz w:val="28"/>
+          <w:szCs w:val="28"/>
+        </w:rPr>
+        <w:t xml:space="preserve"> que la salida sea </w:t>
+      </w:r>
+      <w:r>
+        <w:rPr>
+          <w:rFonts w:ascii="Times New Roman" w:hAnsi="Times New Roman" w:cs="Times New Roman"/>
+          <w:sz w:val="28"/>
+          <w:szCs w:val="28"/>
+        </w:rPr>
+        <w:t>más</w:t>
+      </w:r>
+      <w:r>
+        <w:rPr>
+          <w:rFonts w:ascii="Times New Roman" w:hAnsi="Times New Roman" w:cs="Times New Roman"/>
+          <w:sz w:val="28"/>
+          <w:szCs w:val="28"/>
+        </w:rPr>
+        <w:t xml:space="preserve"> clara</w:t>
+      </w:r>
+      <w:r>
+        <w:rPr>
+          <w:rFonts w:ascii="Times New Roman" w:hAnsi="Times New Roman" w:cs="Times New Roman"/>
+          <w:sz w:val="28"/>
+          <w:szCs w:val="28"/>
+        </w:rPr>
+        <w:t>.</w:t>
       </w:r>
     </w:p>
     <w:p>
@@ -405,68 +518,3515 @@
           <w:ilvl w:val="0"/>
           <w:numId w:val="2"/>
         </w:numPr>
-        <w:rPr>
-          <w:rFonts w:ascii="Times New Roman" w:hAnsi="Times New Roman" w:cs="Times New Roman"/>
-          <w:sz w:val="28"/>
-          <w:szCs w:val="28"/>
-        </w:rPr>
-      </w:pPr>
-      <w:r>
-        <w:rPr>
-          <w:rFonts w:ascii="Times New Roman" w:hAnsi="Times New Roman" w:cs="Times New Roman"/>
-          <w:sz w:val="28"/>
-          <w:szCs w:val="28"/>
-        </w:rPr>
-        <w:t>Se usan separadores visuales y saltos de línea para mostrar el promedio por estudiante y asignatura.</w:t>
-      </w:r>
-    </w:p>
-    <w:p>
-      <w:pPr>
-        <w:pStyle w:val="Prrafodelista"/>
-        <w:numPr>
-          <w:ilvl w:val="0"/>
-          <w:numId w:val="2"/>
-        </w:numPr>
-        <w:rPr>
-          <w:rFonts w:ascii="Times New Roman" w:hAnsi="Times New Roman" w:cs="Times New Roman"/>
-          <w:sz w:val="28"/>
-          <w:szCs w:val="28"/>
-        </w:rPr>
-      </w:pPr>
-      <w:r>
-        <w:rPr>
-          <w:rFonts w:ascii="Times New Roman" w:hAnsi="Times New Roman" w:cs="Times New Roman"/>
-          <w:sz w:val="28"/>
-          <w:szCs w:val="28"/>
-        </w:rPr>
-        <w:t>Se lista de forma secuencial la calificación mas alta y baja por estudiante y por asignatura.</w:t>
-      </w:r>
-    </w:p>
-    <w:p>
-      <w:pPr>
-        <w:pStyle w:val="Prrafodelista"/>
-        <w:numPr>
-          <w:ilvl w:val="0"/>
-          <w:numId w:val="2"/>
-        </w:numPr>
-        <w:rPr>
-          <w:rFonts w:ascii="Times New Roman" w:hAnsi="Times New Roman" w:cs="Times New Roman"/>
-          <w:sz w:val="28"/>
-          <w:szCs w:val="28"/>
-        </w:rPr>
-      </w:pPr>
-      <w:r>
-        <w:rPr>
-          <w:rFonts w:ascii="Times New Roman" w:hAnsi="Times New Roman" w:cs="Times New Roman"/>
-          <w:sz w:val="28"/>
-          <w:szCs w:val="28"/>
-        </w:rPr>
-        <w:t>Las notas y promedios se formatean a dos decimales para una lectura profesional.</w:t>
-      </w:r>
+        <w:spacing w:line="240" w:lineRule="auto"/>
+        <w:jc w:val="both"/>
+        <w:rPr>
+          <w:rFonts w:ascii="Times New Roman" w:hAnsi="Times New Roman" w:cs="Times New Roman"/>
+          <w:sz w:val="28"/>
+          <w:szCs w:val="28"/>
+        </w:rPr>
+      </w:pPr>
+      <w:r>
+        <w:rPr>
+          <w:rFonts w:ascii="Times New Roman" w:hAnsi="Times New Roman" w:cs="Times New Roman"/>
+          <w:sz w:val="28"/>
+          <w:szCs w:val="28"/>
+        </w:rPr>
+        <w:t>Se muestran la cantidad de estudiantes aprobados y reprobados respectivamente</w:t>
+      </w:r>
+    </w:p>
+    <w:p>
+      <w:pPr>
+        <w:spacing w:line="240" w:lineRule="auto"/>
+        <w:jc w:val="both"/>
+        <w:rPr>
+          <w:rFonts w:ascii="Times New Roman" w:hAnsi="Times New Roman" w:cs="Times New Roman"/>
+          <w:sz w:val="28"/>
+          <w:szCs w:val="28"/>
+        </w:rPr>
+      </w:pPr>
+      <w:proofErr w:type="spellStart"/>
+      <w:r>
+        <w:rPr>
+          <w:rFonts w:ascii="Times New Roman" w:hAnsi="Times New Roman" w:cs="Times New Roman"/>
+          <w:sz w:val="28"/>
+          <w:szCs w:val="28"/>
+        </w:rPr>
+        <w:t>Codigo</w:t>
+      </w:r>
+      <w:proofErr w:type="spellEnd"/>
+      <w:r>
+        <w:rPr>
+          <w:rFonts w:ascii="Times New Roman" w:hAnsi="Times New Roman" w:cs="Times New Roman"/>
+          <w:sz w:val="28"/>
+          <w:szCs w:val="28"/>
+        </w:rPr>
+        <w:t>:</w:t>
+      </w:r>
+      <w:r>
+        <w:rPr>
+          <w:rFonts w:ascii="Times New Roman" w:hAnsi="Times New Roman" w:cs="Times New Roman"/>
+          <w:sz w:val="28"/>
+          <w:szCs w:val="28"/>
+        </w:rPr>
+        <w:br/>
+      </w:r>
+    </w:p>
+    <w:p>
+      <w:pPr>
+        <w:spacing w:line="240" w:lineRule="auto"/>
+        <w:jc w:val="both"/>
+        <w:rPr>
+          <w:rFonts w:ascii="Times New Roman" w:hAnsi="Times New Roman" w:cs="Times New Roman"/>
+          <w:sz w:val="28"/>
+          <w:szCs w:val="28"/>
+        </w:rPr>
+      </w:pPr>
+      <w:r>
+        <w:rPr>
+          <w:rFonts w:ascii="Times New Roman" w:hAnsi="Times New Roman" w:cs="Times New Roman"/>
+          <w:sz w:val="28"/>
+          <w:szCs w:val="28"/>
+        </w:rPr>
+        <w:t>#include &lt;</w:t>
+      </w:r>
+      <w:proofErr w:type="spellStart"/>
+      <w:r>
+        <w:rPr>
+          <w:rFonts w:ascii="Times New Roman" w:hAnsi="Times New Roman" w:cs="Times New Roman"/>
+          <w:sz w:val="28"/>
+          <w:szCs w:val="28"/>
+        </w:rPr>
+        <w:t>stdio.h</w:t>
+      </w:r>
+      <w:proofErr w:type="spellEnd"/>
+      <w:r>
+        <w:rPr>
+          <w:rFonts w:ascii="Times New Roman" w:hAnsi="Times New Roman" w:cs="Times New Roman"/>
+          <w:sz w:val="28"/>
+          <w:szCs w:val="28"/>
+        </w:rPr>
+        <w:t>&gt;</w:t>
+      </w:r>
+    </w:p>
+    <w:p>
+      <w:pPr>
+        <w:spacing w:line="240" w:lineRule="auto"/>
+        <w:jc w:val="both"/>
+        <w:rPr>
+          <w:rFonts w:ascii="Times New Roman" w:hAnsi="Times New Roman" w:cs="Times New Roman"/>
+          <w:sz w:val="28"/>
+          <w:szCs w:val="28"/>
+        </w:rPr>
+      </w:pPr>
+    </w:p>
+    <w:p>
+      <w:pPr>
+        <w:spacing w:line="240" w:lineRule="auto"/>
+        <w:jc w:val="both"/>
+        <w:rPr>
+          <w:rFonts w:ascii="Times New Roman" w:hAnsi="Times New Roman" w:cs="Times New Roman"/>
+          <w:sz w:val="28"/>
+          <w:szCs w:val="28"/>
+        </w:rPr>
+      </w:pPr>
+      <w:r>
+        <w:rPr>
+          <w:rFonts w:ascii="Times New Roman" w:hAnsi="Times New Roman" w:cs="Times New Roman"/>
+          <w:sz w:val="28"/>
+          <w:szCs w:val="28"/>
+        </w:rPr>
+        <w:t>#define ESTUDIANTES 5</w:t>
+      </w:r>
+    </w:p>
+    <w:p>
+      <w:pPr>
+        <w:spacing w:line="240" w:lineRule="auto"/>
+        <w:jc w:val="both"/>
+        <w:rPr>
+          <w:rFonts w:ascii="Times New Roman" w:hAnsi="Times New Roman" w:cs="Times New Roman"/>
+          <w:sz w:val="28"/>
+          <w:szCs w:val="28"/>
+        </w:rPr>
+      </w:pPr>
+      <w:r>
+        <w:rPr>
+          <w:rFonts w:ascii="Times New Roman" w:hAnsi="Times New Roman" w:cs="Times New Roman"/>
+          <w:sz w:val="28"/>
+          <w:szCs w:val="28"/>
+        </w:rPr>
+        <w:t>#define ASIGNATURAS 3</w:t>
+      </w:r>
+    </w:p>
+    <w:p>
+      <w:pPr>
+        <w:spacing w:line="240" w:lineRule="auto"/>
+        <w:jc w:val="both"/>
+        <w:rPr>
+          <w:rFonts w:ascii="Times New Roman" w:hAnsi="Times New Roman" w:cs="Times New Roman"/>
+          <w:sz w:val="28"/>
+          <w:szCs w:val="28"/>
+        </w:rPr>
+      </w:pPr>
+      <w:r>
+        <w:rPr>
+          <w:rFonts w:ascii="Times New Roman" w:hAnsi="Times New Roman" w:cs="Times New Roman"/>
+          <w:sz w:val="28"/>
+          <w:szCs w:val="28"/>
+        </w:rPr>
+        <w:t>#define NOTA_MINIMA 0</w:t>
+      </w:r>
+    </w:p>
+    <w:p>
+      <w:pPr>
+        <w:spacing w:line="240" w:lineRule="auto"/>
+        <w:jc w:val="both"/>
+        <w:rPr>
+          <w:rFonts w:ascii="Times New Roman" w:hAnsi="Times New Roman" w:cs="Times New Roman"/>
+          <w:sz w:val="28"/>
+          <w:szCs w:val="28"/>
+        </w:rPr>
+      </w:pPr>
+      <w:r>
+        <w:rPr>
+          <w:rFonts w:ascii="Times New Roman" w:hAnsi="Times New Roman" w:cs="Times New Roman"/>
+          <w:sz w:val="28"/>
+          <w:szCs w:val="28"/>
+        </w:rPr>
+        <w:t>#define NOTA_MAXIMA 10</w:t>
+      </w:r>
+    </w:p>
+    <w:p>
+      <w:pPr>
+        <w:spacing w:line="240" w:lineRule="auto"/>
+        <w:jc w:val="both"/>
+        <w:rPr>
+          <w:rFonts w:ascii="Times New Roman" w:hAnsi="Times New Roman" w:cs="Times New Roman"/>
+          <w:sz w:val="28"/>
+          <w:szCs w:val="28"/>
+        </w:rPr>
+      </w:pPr>
+      <w:r>
+        <w:rPr>
+          <w:rFonts w:ascii="Times New Roman" w:hAnsi="Times New Roman" w:cs="Times New Roman"/>
+          <w:sz w:val="28"/>
+          <w:szCs w:val="28"/>
+        </w:rPr>
+        <w:t>#define NOTA_APROBATORIA 6</w:t>
+      </w:r>
+    </w:p>
+    <w:p>
+      <w:pPr>
+        <w:spacing w:line="240" w:lineRule="auto"/>
+        <w:jc w:val="both"/>
+        <w:rPr>
+          <w:rFonts w:ascii="Times New Roman" w:hAnsi="Times New Roman" w:cs="Times New Roman"/>
+          <w:sz w:val="28"/>
+          <w:szCs w:val="28"/>
+        </w:rPr>
+      </w:pPr>
+    </w:p>
+    <w:p>
+      <w:pPr>
+        <w:spacing w:line="240" w:lineRule="auto"/>
+        <w:jc w:val="both"/>
+        <w:rPr>
+          <w:rFonts w:ascii="Times New Roman" w:hAnsi="Times New Roman" w:cs="Times New Roman"/>
+          <w:sz w:val="28"/>
+          <w:szCs w:val="28"/>
+        </w:rPr>
+      </w:pPr>
+      <w:proofErr w:type="spellStart"/>
+      <w:r>
+        <w:rPr>
+          <w:rFonts w:ascii="Times New Roman" w:hAnsi="Times New Roman" w:cs="Times New Roman"/>
+          <w:sz w:val="28"/>
+          <w:szCs w:val="28"/>
+        </w:rPr>
+        <w:t>int</w:t>
+      </w:r>
+      <w:proofErr w:type="spellEnd"/>
+      <w:r>
+        <w:rPr>
+          <w:rFonts w:ascii="Times New Roman" w:hAnsi="Times New Roman" w:cs="Times New Roman"/>
+          <w:sz w:val="28"/>
+          <w:szCs w:val="28"/>
+        </w:rPr>
+        <w:t xml:space="preserve"> </w:t>
+      </w:r>
+      <w:proofErr w:type="spellStart"/>
+      <w:proofErr w:type="gramStart"/>
+      <w:r>
+        <w:rPr>
+          <w:rFonts w:ascii="Times New Roman" w:hAnsi="Times New Roman" w:cs="Times New Roman"/>
+          <w:sz w:val="28"/>
+          <w:szCs w:val="28"/>
+        </w:rPr>
+        <w:t>main</w:t>
+      </w:r>
+      <w:proofErr w:type="spellEnd"/>
+      <w:r>
+        <w:rPr>
+          <w:rFonts w:ascii="Times New Roman" w:hAnsi="Times New Roman" w:cs="Times New Roman"/>
+          <w:sz w:val="28"/>
+          <w:szCs w:val="28"/>
+        </w:rPr>
+        <w:t>(</w:t>
+      </w:r>
+      <w:proofErr w:type="gramEnd"/>
+      <w:r>
+        <w:rPr>
+          <w:rFonts w:ascii="Times New Roman" w:hAnsi="Times New Roman" w:cs="Times New Roman"/>
+          <w:sz w:val="28"/>
+          <w:szCs w:val="28"/>
+        </w:rPr>
+        <w:t>) {</w:t>
+      </w:r>
+    </w:p>
+    <w:p>
+      <w:pPr>
+        <w:spacing w:line="240" w:lineRule="auto"/>
+        <w:jc w:val="both"/>
+        <w:rPr>
+          <w:rFonts w:ascii="Times New Roman" w:hAnsi="Times New Roman" w:cs="Times New Roman"/>
+          <w:sz w:val="28"/>
+          <w:szCs w:val="28"/>
+        </w:rPr>
+      </w:pPr>
+      <w:r>
+        <w:rPr>
+          <w:rFonts w:ascii="Times New Roman" w:hAnsi="Times New Roman" w:cs="Times New Roman"/>
+          <w:sz w:val="28"/>
+          <w:szCs w:val="28"/>
+        </w:rPr>
+        <w:t xml:space="preserve">    </w:t>
+      </w:r>
+      <w:proofErr w:type="spellStart"/>
+      <w:r>
+        <w:rPr>
+          <w:rFonts w:ascii="Times New Roman" w:hAnsi="Times New Roman" w:cs="Times New Roman"/>
+          <w:sz w:val="28"/>
+          <w:szCs w:val="28"/>
+        </w:rPr>
+        <w:t>float</w:t>
+      </w:r>
+      <w:proofErr w:type="spellEnd"/>
+      <w:r>
+        <w:rPr>
+          <w:rFonts w:ascii="Times New Roman" w:hAnsi="Times New Roman" w:cs="Times New Roman"/>
+          <w:sz w:val="28"/>
+          <w:szCs w:val="28"/>
+        </w:rPr>
+        <w:t xml:space="preserve"> </w:t>
+      </w:r>
+      <w:proofErr w:type="gramStart"/>
+      <w:r>
+        <w:rPr>
+          <w:rFonts w:ascii="Times New Roman" w:hAnsi="Times New Roman" w:cs="Times New Roman"/>
+          <w:sz w:val="28"/>
+          <w:szCs w:val="28"/>
+        </w:rPr>
+        <w:t>calificaciones[</w:t>
+      </w:r>
+      <w:proofErr w:type="gramEnd"/>
+      <w:r>
+        <w:rPr>
+          <w:rFonts w:ascii="Times New Roman" w:hAnsi="Times New Roman" w:cs="Times New Roman"/>
+          <w:sz w:val="28"/>
+          <w:szCs w:val="28"/>
+        </w:rPr>
+        <w:t>ESTUDIANTES][ASIGNATURAS];</w:t>
+      </w:r>
+    </w:p>
+    <w:p>
+      <w:pPr>
+        <w:spacing w:line="240" w:lineRule="auto"/>
+        <w:jc w:val="both"/>
+        <w:rPr>
+          <w:rFonts w:ascii="Times New Roman" w:hAnsi="Times New Roman" w:cs="Times New Roman"/>
+          <w:sz w:val="28"/>
+          <w:szCs w:val="28"/>
+        </w:rPr>
+      </w:pPr>
+      <w:r>
+        <w:rPr>
+          <w:rFonts w:ascii="Times New Roman" w:hAnsi="Times New Roman" w:cs="Times New Roman"/>
+          <w:sz w:val="28"/>
+          <w:szCs w:val="28"/>
+        </w:rPr>
+        <w:t xml:space="preserve">    </w:t>
+      </w:r>
+      <w:proofErr w:type="spellStart"/>
+      <w:r>
+        <w:rPr>
+          <w:rFonts w:ascii="Times New Roman" w:hAnsi="Times New Roman" w:cs="Times New Roman"/>
+          <w:sz w:val="28"/>
+          <w:szCs w:val="28"/>
+        </w:rPr>
+        <w:t>int</w:t>
+      </w:r>
+      <w:proofErr w:type="spellEnd"/>
+      <w:r>
+        <w:rPr>
+          <w:rFonts w:ascii="Times New Roman" w:hAnsi="Times New Roman" w:cs="Times New Roman"/>
+          <w:sz w:val="28"/>
+          <w:szCs w:val="28"/>
+        </w:rPr>
+        <w:t xml:space="preserve"> i, j;</w:t>
+      </w:r>
+    </w:p>
+    <w:p>
+      <w:pPr>
+        <w:spacing w:line="240" w:lineRule="auto"/>
+        <w:jc w:val="both"/>
+        <w:rPr>
+          <w:rFonts w:ascii="Times New Roman" w:hAnsi="Times New Roman" w:cs="Times New Roman"/>
+          <w:sz w:val="28"/>
+          <w:szCs w:val="28"/>
+        </w:rPr>
+      </w:pPr>
+    </w:p>
+    <w:p>
+      <w:pPr>
+        <w:spacing w:line="240" w:lineRule="auto"/>
+        <w:jc w:val="both"/>
+        <w:rPr>
+          <w:rFonts w:ascii="Times New Roman" w:hAnsi="Times New Roman" w:cs="Times New Roman"/>
+          <w:sz w:val="28"/>
+          <w:szCs w:val="28"/>
+        </w:rPr>
+      </w:pPr>
+      <w:r>
+        <w:rPr>
+          <w:rFonts w:ascii="Times New Roman" w:hAnsi="Times New Roman" w:cs="Times New Roman"/>
+          <w:sz w:val="28"/>
+          <w:szCs w:val="28"/>
+        </w:rPr>
+        <w:t xml:space="preserve">    </w:t>
+      </w:r>
+      <w:proofErr w:type="spellStart"/>
+      <w:proofErr w:type="gramStart"/>
+      <w:r>
+        <w:rPr>
+          <w:rFonts w:ascii="Times New Roman" w:hAnsi="Times New Roman" w:cs="Times New Roman"/>
+          <w:sz w:val="28"/>
+          <w:szCs w:val="28"/>
+        </w:rPr>
+        <w:t>printf</w:t>
+      </w:r>
+      <w:proofErr w:type="spellEnd"/>
+      <w:r>
+        <w:rPr>
+          <w:rFonts w:ascii="Times New Roman" w:hAnsi="Times New Roman" w:cs="Times New Roman"/>
+          <w:sz w:val="28"/>
+          <w:szCs w:val="28"/>
+        </w:rPr>
+        <w:t>(</w:t>
+      </w:r>
+      <w:proofErr w:type="gramEnd"/>
+      <w:r>
+        <w:rPr>
+          <w:rFonts w:ascii="Times New Roman" w:hAnsi="Times New Roman" w:cs="Times New Roman"/>
+          <w:sz w:val="28"/>
+          <w:szCs w:val="28"/>
+        </w:rPr>
+        <w:t>"Registro de calificaciones\n\n");</w:t>
+      </w:r>
+    </w:p>
+    <w:p>
+      <w:pPr>
+        <w:spacing w:line="240" w:lineRule="auto"/>
+        <w:jc w:val="both"/>
+        <w:rPr>
+          <w:rFonts w:ascii="Times New Roman" w:hAnsi="Times New Roman" w:cs="Times New Roman"/>
+          <w:sz w:val="28"/>
+          <w:szCs w:val="28"/>
+        </w:rPr>
+      </w:pPr>
+    </w:p>
+    <w:p>
+      <w:pPr>
+        <w:spacing w:line="240" w:lineRule="auto"/>
+        <w:jc w:val="both"/>
+        <w:rPr>
+          <w:rFonts w:ascii="Times New Roman" w:hAnsi="Times New Roman" w:cs="Times New Roman"/>
+          <w:sz w:val="28"/>
+          <w:szCs w:val="28"/>
+          <w:lang w:val="en-US"/>
+        </w:rPr>
+      </w:pPr>
+      <w:r>
+        <w:rPr>
+          <w:rFonts w:ascii="Times New Roman" w:hAnsi="Times New Roman" w:cs="Times New Roman"/>
+          <w:sz w:val="28"/>
+          <w:szCs w:val="28"/>
+        </w:rPr>
+        <w:t xml:space="preserve">    </w:t>
+      </w:r>
+      <w:r>
+        <w:rPr>
+          <w:rFonts w:ascii="Times New Roman" w:hAnsi="Times New Roman" w:cs="Times New Roman"/>
+          <w:sz w:val="28"/>
+          <w:szCs w:val="28"/>
+          <w:lang w:val="en-US"/>
+        </w:rPr>
+        <w:t>for (</w:t>
+      </w:r>
+      <w:proofErr w:type="spellStart"/>
+      <w:r>
+        <w:rPr>
+          <w:rFonts w:ascii="Times New Roman" w:hAnsi="Times New Roman" w:cs="Times New Roman"/>
+          <w:sz w:val="28"/>
+          <w:szCs w:val="28"/>
+          <w:lang w:val="en-US"/>
+        </w:rPr>
+        <w:t>i</w:t>
+      </w:r>
+      <w:proofErr w:type="spellEnd"/>
+      <w:r>
+        <w:rPr>
+          <w:rFonts w:ascii="Times New Roman" w:hAnsi="Times New Roman" w:cs="Times New Roman"/>
+          <w:sz w:val="28"/>
+          <w:szCs w:val="28"/>
+          <w:lang w:val="en-US"/>
+        </w:rPr>
+        <w:t xml:space="preserve"> = 0; </w:t>
+      </w:r>
+      <w:proofErr w:type="spellStart"/>
+      <w:r>
+        <w:rPr>
+          <w:rFonts w:ascii="Times New Roman" w:hAnsi="Times New Roman" w:cs="Times New Roman"/>
+          <w:sz w:val="28"/>
+          <w:szCs w:val="28"/>
+          <w:lang w:val="en-US"/>
+        </w:rPr>
+        <w:t>i</w:t>
+      </w:r>
+      <w:proofErr w:type="spellEnd"/>
+      <w:r>
+        <w:rPr>
+          <w:rFonts w:ascii="Times New Roman" w:hAnsi="Times New Roman" w:cs="Times New Roman"/>
+          <w:sz w:val="28"/>
+          <w:szCs w:val="28"/>
+          <w:lang w:val="en-US"/>
+        </w:rPr>
+        <w:t xml:space="preserve"> &lt; ESTUDIANTES; </w:t>
+      </w:r>
+      <w:proofErr w:type="spellStart"/>
+      <w:r>
+        <w:rPr>
+          <w:rFonts w:ascii="Times New Roman" w:hAnsi="Times New Roman" w:cs="Times New Roman"/>
+          <w:sz w:val="28"/>
+          <w:szCs w:val="28"/>
+          <w:lang w:val="en-US"/>
+        </w:rPr>
+        <w:t>i</w:t>
+      </w:r>
+      <w:proofErr w:type="spellEnd"/>
+      <w:r>
+        <w:rPr>
+          <w:rFonts w:ascii="Times New Roman" w:hAnsi="Times New Roman" w:cs="Times New Roman"/>
+          <w:sz w:val="28"/>
+          <w:szCs w:val="28"/>
+          <w:lang w:val="en-US"/>
+        </w:rPr>
+        <w:t>++) {</w:t>
+      </w:r>
+    </w:p>
+    <w:p>
+      <w:pPr>
+        <w:spacing w:line="240" w:lineRule="auto"/>
+        <w:jc w:val="both"/>
+        <w:rPr>
+          <w:rFonts w:ascii="Times New Roman" w:hAnsi="Times New Roman" w:cs="Times New Roman"/>
+          <w:sz w:val="28"/>
+          <w:szCs w:val="28"/>
+          <w:lang w:val="en-US"/>
+        </w:rPr>
+      </w:pPr>
+      <w:r>
+        <w:rPr>
+          <w:rFonts w:ascii="Times New Roman" w:hAnsi="Times New Roman" w:cs="Times New Roman"/>
+          <w:sz w:val="28"/>
+          <w:szCs w:val="28"/>
+          <w:lang w:val="en-US"/>
+        </w:rPr>
+        <w:t xml:space="preserve">        </w:t>
+      </w:r>
+      <w:proofErr w:type="spellStart"/>
+      <w:proofErr w:type="gramStart"/>
+      <w:r>
+        <w:rPr>
+          <w:rFonts w:ascii="Times New Roman" w:hAnsi="Times New Roman" w:cs="Times New Roman"/>
+          <w:sz w:val="28"/>
+          <w:szCs w:val="28"/>
+          <w:lang w:val="en-US"/>
+        </w:rPr>
+        <w:t>printf</w:t>
+      </w:r>
+      <w:proofErr w:type="spellEnd"/>
+      <w:r>
+        <w:rPr>
+          <w:rFonts w:ascii="Times New Roman" w:hAnsi="Times New Roman" w:cs="Times New Roman"/>
+          <w:sz w:val="28"/>
+          <w:szCs w:val="28"/>
+          <w:lang w:val="en-US"/>
+        </w:rPr>
+        <w:t>(</w:t>
+      </w:r>
+      <w:proofErr w:type="gramEnd"/>
+      <w:r>
+        <w:rPr>
+          <w:rFonts w:ascii="Times New Roman" w:hAnsi="Times New Roman" w:cs="Times New Roman"/>
+          <w:sz w:val="28"/>
+          <w:szCs w:val="28"/>
+          <w:lang w:val="en-US"/>
+        </w:rPr>
+        <w:t xml:space="preserve">"Estudiante %d\n", </w:t>
+      </w:r>
+      <w:proofErr w:type="spellStart"/>
+      <w:r>
+        <w:rPr>
+          <w:rFonts w:ascii="Times New Roman" w:hAnsi="Times New Roman" w:cs="Times New Roman"/>
+          <w:sz w:val="28"/>
+          <w:szCs w:val="28"/>
+          <w:lang w:val="en-US"/>
+        </w:rPr>
+        <w:t>i</w:t>
+      </w:r>
+      <w:proofErr w:type="spellEnd"/>
+      <w:r>
+        <w:rPr>
+          <w:rFonts w:ascii="Times New Roman" w:hAnsi="Times New Roman" w:cs="Times New Roman"/>
+          <w:sz w:val="28"/>
+          <w:szCs w:val="28"/>
+          <w:lang w:val="en-US"/>
+        </w:rPr>
+        <w:t xml:space="preserve"> + 1);</w:t>
+      </w:r>
+    </w:p>
+    <w:p>
+      <w:pPr>
+        <w:spacing w:line="240" w:lineRule="auto"/>
+        <w:jc w:val="both"/>
+        <w:rPr>
+          <w:rFonts w:ascii="Times New Roman" w:hAnsi="Times New Roman" w:cs="Times New Roman"/>
+          <w:sz w:val="28"/>
+          <w:szCs w:val="28"/>
+          <w:lang w:val="en-US"/>
+        </w:rPr>
+      </w:pPr>
+    </w:p>
+    <w:p>
+      <w:pPr>
+        <w:spacing w:line="240" w:lineRule="auto"/>
+        <w:jc w:val="both"/>
+        <w:rPr>
+          <w:rFonts w:ascii="Times New Roman" w:hAnsi="Times New Roman" w:cs="Times New Roman"/>
+          <w:sz w:val="28"/>
+          <w:szCs w:val="28"/>
+          <w:lang w:val="en-US"/>
+        </w:rPr>
+      </w:pPr>
+      <w:r>
+        <w:rPr>
+          <w:rFonts w:ascii="Times New Roman" w:hAnsi="Times New Roman" w:cs="Times New Roman"/>
+          <w:sz w:val="28"/>
+          <w:szCs w:val="28"/>
+          <w:lang w:val="en-US"/>
+        </w:rPr>
+        <w:t xml:space="preserve">        for (j = 0; j &lt; ASIGNATURAS; </w:t>
+      </w:r>
+      <w:proofErr w:type="spellStart"/>
+      <w:r>
+        <w:rPr>
+          <w:rFonts w:ascii="Times New Roman" w:hAnsi="Times New Roman" w:cs="Times New Roman"/>
+          <w:sz w:val="28"/>
+          <w:szCs w:val="28"/>
+          <w:lang w:val="en-US"/>
+        </w:rPr>
+        <w:t>j++</w:t>
+      </w:r>
+      <w:proofErr w:type="spellEnd"/>
+      <w:r>
+        <w:rPr>
+          <w:rFonts w:ascii="Times New Roman" w:hAnsi="Times New Roman" w:cs="Times New Roman"/>
+          <w:sz w:val="28"/>
+          <w:szCs w:val="28"/>
+          <w:lang w:val="en-US"/>
+        </w:rPr>
+        <w:t>) {</w:t>
+      </w:r>
+    </w:p>
+    <w:p>
+      <w:pPr>
+        <w:spacing w:line="240" w:lineRule="auto"/>
+        <w:jc w:val="both"/>
+        <w:rPr>
+          <w:rFonts w:ascii="Times New Roman" w:hAnsi="Times New Roman" w:cs="Times New Roman"/>
+          <w:sz w:val="28"/>
+          <w:szCs w:val="28"/>
+          <w:lang w:val="en-US"/>
+        </w:rPr>
+      </w:pPr>
+      <w:r>
+        <w:rPr>
+          <w:rFonts w:ascii="Times New Roman" w:hAnsi="Times New Roman" w:cs="Times New Roman"/>
+          <w:sz w:val="28"/>
+          <w:szCs w:val="28"/>
+          <w:lang w:val="en-US"/>
+        </w:rPr>
+        <w:t xml:space="preserve">            float </w:t>
+      </w:r>
+      <w:proofErr w:type="gramStart"/>
+      <w:r>
+        <w:rPr>
+          <w:rFonts w:ascii="Times New Roman" w:hAnsi="Times New Roman" w:cs="Times New Roman"/>
+          <w:sz w:val="28"/>
+          <w:szCs w:val="28"/>
+          <w:lang w:val="en-US"/>
+        </w:rPr>
+        <w:t>nota;</w:t>
+      </w:r>
+      <w:proofErr w:type="gramEnd"/>
+    </w:p>
+    <w:p>
+      <w:pPr>
+        <w:spacing w:line="240" w:lineRule="auto"/>
+        <w:jc w:val="both"/>
+        <w:rPr>
+          <w:rFonts w:ascii="Times New Roman" w:hAnsi="Times New Roman" w:cs="Times New Roman"/>
+          <w:sz w:val="28"/>
+          <w:szCs w:val="28"/>
+          <w:lang w:val="en-US"/>
+        </w:rPr>
+      </w:pPr>
+    </w:p>
+    <w:p>
+      <w:pPr>
+        <w:spacing w:line="240" w:lineRule="auto"/>
+        <w:jc w:val="both"/>
+        <w:rPr>
+          <w:rFonts w:ascii="Times New Roman" w:hAnsi="Times New Roman" w:cs="Times New Roman"/>
+          <w:sz w:val="28"/>
+          <w:szCs w:val="28"/>
+          <w:lang w:val="en-US"/>
+        </w:rPr>
+      </w:pPr>
+      <w:r>
+        <w:rPr>
+          <w:rFonts w:ascii="Times New Roman" w:hAnsi="Times New Roman" w:cs="Times New Roman"/>
+          <w:sz w:val="28"/>
+          <w:szCs w:val="28"/>
+          <w:lang w:val="en-US"/>
+        </w:rPr>
+        <w:t>            do {</w:t>
+      </w:r>
+    </w:p>
+    <w:p>
+      <w:pPr>
+        <w:spacing w:line="240" w:lineRule="auto"/>
+        <w:jc w:val="both"/>
+        <w:rPr>
+          <w:rFonts w:ascii="Times New Roman" w:hAnsi="Times New Roman" w:cs="Times New Roman"/>
+          <w:sz w:val="28"/>
+          <w:szCs w:val="28"/>
+          <w:lang w:val="en-US"/>
+        </w:rPr>
+      </w:pPr>
+      <w:r>
+        <w:rPr>
+          <w:rFonts w:ascii="Times New Roman" w:hAnsi="Times New Roman" w:cs="Times New Roman"/>
+          <w:sz w:val="28"/>
+          <w:szCs w:val="28"/>
+          <w:lang w:val="en-US"/>
+        </w:rPr>
+        <w:t xml:space="preserve">                </w:t>
+      </w:r>
+      <w:proofErr w:type="spellStart"/>
+      <w:proofErr w:type="gramStart"/>
+      <w:r>
+        <w:rPr>
+          <w:rFonts w:ascii="Times New Roman" w:hAnsi="Times New Roman" w:cs="Times New Roman"/>
+          <w:sz w:val="28"/>
+          <w:szCs w:val="28"/>
+          <w:lang w:val="en-US"/>
+        </w:rPr>
+        <w:t>printf</w:t>
+      </w:r>
+      <w:proofErr w:type="spellEnd"/>
+      <w:r>
+        <w:rPr>
+          <w:rFonts w:ascii="Times New Roman" w:hAnsi="Times New Roman" w:cs="Times New Roman"/>
+          <w:sz w:val="28"/>
+          <w:szCs w:val="28"/>
+          <w:lang w:val="en-US"/>
+        </w:rPr>
+        <w:t>(</w:t>
+      </w:r>
+      <w:proofErr w:type="gramEnd"/>
+      <w:r>
+        <w:rPr>
+          <w:rFonts w:ascii="Times New Roman" w:hAnsi="Times New Roman" w:cs="Times New Roman"/>
+          <w:sz w:val="28"/>
+          <w:szCs w:val="28"/>
+          <w:lang w:val="en-US"/>
+        </w:rPr>
+        <w:t>"  Nota %d: ", j + 1);</w:t>
+      </w:r>
+    </w:p>
+    <w:p>
+      <w:pPr>
+        <w:spacing w:line="240" w:lineRule="auto"/>
+        <w:jc w:val="both"/>
+        <w:rPr>
+          <w:rFonts w:ascii="Times New Roman" w:hAnsi="Times New Roman" w:cs="Times New Roman"/>
+          <w:sz w:val="28"/>
+          <w:szCs w:val="28"/>
+          <w:lang w:val="en-US"/>
+        </w:rPr>
+      </w:pPr>
+      <w:r>
+        <w:rPr>
+          <w:rFonts w:ascii="Times New Roman" w:hAnsi="Times New Roman" w:cs="Times New Roman"/>
+          <w:sz w:val="28"/>
+          <w:szCs w:val="28"/>
+          <w:lang w:val="en-US"/>
+        </w:rPr>
+        <w:t xml:space="preserve">                </w:t>
+      </w:r>
+      <w:proofErr w:type="spellStart"/>
+      <w:proofErr w:type="gramStart"/>
+      <w:r>
+        <w:rPr>
+          <w:rFonts w:ascii="Times New Roman" w:hAnsi="Times New Roman" w:cs="Times New Roman"/>
+          <w:sz w:val="28"/>
+          <w:szCs w:val="28"/>
+          <w:lang w:val="en-US"/>
+        </w:rPr>
+        <w:t>scanf</w:t>
+      </w:r>
+      <w:proofErr w:type="spellEnd"/>
+      <w:r>
+        <w:rPr>
+          <w:rFonts w:ascii="Times New Roman" w:hAnsi="Times New Roman" w:cs="Times New Roman"/>
+          <w:sz w:val="28"/>
+          <w:szCs w:val="28"/>
+          <w:lang w:val="en-US"/>
+        </w:rPr>
+        <w:t>(</w:t>
+      </w:r>
+      <w:proofErr w:type="gramEnd"/>
+      <w:r>
+        <w:rPr>
+          <w:rFonts w:ascii="Times New Roman" w:hAnsi="Times New Roman" w:cs="Times New Roman"/>
+          <w:sz w:val="28"/>
+          <w:szCs w:val="28"/>
+          <w:lang w:val="en-US"/>
+        </w:rPr>
+        <w:t>"%f", &amp;nota);</w:t>
+      </w:r>
+    </w:p>
+    <w:p>
+      <w:pPr>
+        <w:spacing w:line="240" w:lineRule="auto"/>
+        <w:jc w:val="both"/>
+        <w:rPr>
+          <w:rFonts w:ascii="Times New Roman" w:hAnsi="Times New Roman" w:cs="Times New Roman"/>
+          <w:sz w:val="28"/>
+          <w:szCs w:val="28"/>
+          <w:lang w:val="en-US"/>
+        </w:rPr>
+      </w:pPr>
+    </w:p>
+    <w:p>
+      <w:pPr>
+        <w:spacing w:line="240" w:lineRule="auto"/>
+        <w:jc w:val="both"/>
+        <w:rPr>
+          <w:rFonts w:ascii="Times New Roman" w:hAnsi="Times New Roman" w:cs="Times New Roman"/>
+          <w:sz w:val="28"/>
+          <w:szCs w:val="28"/>
+        </w:rPr>
+      </w:pPr>
+      <w:r>
+        <w:rPr>
+          <w:rFonts w:ascii="Times New Roman" w:hAnsi="Times New Roman" w:cs="Times New Roman"/>
+          <w:sz w:val="28"/>
+          <w:szCs w:val="28"/>
+          <w:lang w:val="en-US"/>
+        </w:rPr>
+        <w:t xml:space="preserve">                </w:t>
+      </w:r>
+      <w:proofErr w:type="spellStart"/>
+      <w:r>
+        <w:rPr>
+          <w:rFonts w:ascii="Times New Roman" w:hAnsi="Times New Roman" w:cs="Times New Roman"/>
+          <w:sz w:val="28"/>
+          <w:szCs w:val="28"/>
+        </w:rPr>
+        <w:t>if</w:t>
+      </w:r>
+      <w:proofErr w:type="spellEnd"/>
+      <w:r>
+        <w:rPr>
+          <w:rFonts w:ascii="Times New Roman" w:hAnsi="Times New Roman" w:cs="Times New Roman"/>
+          <w:sz w:val="28"/>
+          <w:szCs w:val="28"/>
+        </w:rPr>
+        <w:t xml:space="preserve"> (nota &lt; NOTA_MINIMA || nota &gt; NOTA_MAXIMA) {</w:t>
+      </w:r>
+    </w:p>
+    <w:p>
+      <w:pPr>
+        <w:spacing w:line="240" w:lineRule="auto"/>
+        <w:jc w:val="both"/>
+        <w:rPr>
+          <w:rFonts w:ascii="Times New Roman" w:hAnsi="Times New Roman" w:cs="Times New Roman"/>
+          <w:sz w:val="28"/>
+          <w:szCs w:val="28"/>
+        </w:rPr>
+      </w:pPr>
+      <w:r>
+        <w:rPr>
+          <w:rFonts w:ascii="Times New Roman" w:hAnsi="Times New Roman" w:cs="Times New Roman"/>
+          <w:sz w:val="28"/>
+          <w:szCs w:val="28"/>
+        </w:rPr>
+        <w:t xml:space="preserve">                    </w:t>
+      </w:r>
+      <w:proofErr w:type="spellStart"/>
+      <w:proofErr w:type="gramStart"/>
+      <w:r>
+        <w:rPr>
+          <w:rFonts w:ascii="Times New Roman" w:hAnsi="Times New Roman" w:cs="Times New Roman"/>
+          <w:sz w:val="28"/>
+          <w:szCs w:val="28"/>
+        </w:rPr>
+        <w:t>printf</w:t>
+      </w:r>
+      <w:proofErr w:type="spellEnd"/>
+      <w:r>
+        <w:rPr>
+          <w:rFonts w:ascii="Times New Roman" w:hAnsi="Times New Roman" w:cs="Times New Roman"/>
+          <w:sz w:val="28"/>
+          <w:szCs w:val="28"/>
+        </w:rPr>
+        <w:t>(</w:t>
+      </w:r>
+      <w:proofErr w:type="gramEnd"/>
+      <w:r>
+        <w:rPr>
+          <w:rFonts w:ascii="Times New Roman" w:hAnsi="Times New Roman" w:cs="Times New Roman"/>
+          <w:sz w:val="28"/>
+          <w:szCs w:val="28"/>
+        </w:rPr>
+        <w:t>"  Debe ingresar un valor entre %d y %d\n",</w:t>
+      </w:r>
+    </w:p>
+    <w:p>
+      <w:pPr>
+        <w:spacing w:line="240" w:lineRule="auto"/>
+        <w:jc w:val="both"/>
+        <w:rPr>
+          <w:rFonts w:ascii="Times New Roman" w:hAnsi="Times New Roman" w:cs="Times New Roman"/>
+          <w:sz w:val="28"/>
+          <w:szCs w:val="28"/>
+        </w:rPr>
+      </w:pPr>
+      <w:r>
+        <w:rPr>
+          <w:rFonts w:ascii="Times New Roman" w:hAnsi="Times New Roman" w:cs="Times New Roman"/>
+          <w:sz w:val="28"/>
+          <w:szCs w:val="28"/>
+        </w:rPr>
+        <w:t>                           NOTA_MINIMA, NOTA_MAXIMA);</w:t>
+      </w:r>
+    </w:p>
+    <w:p>
+      <w:pPr>
+        <w:spacing w:line="240" w:lineRule="auto"/>
+        <w:jc w:val="both"/>
+        <w:rPr>
+          <w:rFonts w:ascii="Times New Roman" w:hAnsi="Times New Roman" w:cs="Times New Roman"/>
+          <w:sz w:val="28"/>
+          <w:szCs w:val="28"/>
+        </w:rPr>
+      </w:pPr>
+      <w:r>
+        <w:rPr>
+          <w:rFonts w:ascii="Times New Roman" w:hAnsi="Times New Roman" w:cs="Times New Roman"/>
+          <w:sz w:val="28"/>
+          <w:szCs w:val="28"/>
+        </w:rPr>
+        <w:t>                }</w:t>
+      </w:r>
+    </w:p>
+    <w:p>
+      <w:pPr>
+        <w:spacing w:line="240" w:lineRule="auto"/>
+        <w:jc w:val="both"/>
+        <w:rPr>
+          <w:rFonts w:ascii="Times New Roman" w:hAnsi="Times New Roman" w:cs="Times New Roman"/>
+          <w:sz w:val="28"/>
+          <w:szCs w:val="28"/>
+        </w:rPr>
+      </w:pPr>
+      <w:r>
+        <w:rPr>
+          <w:rFonts w:ascii="Times New Roman" w:hAnsi="Times New Roman" w:cs="Times New Roman"/>
+          <w:sz w:val="28"/>
+          <w:szCs w:val="28"/>
+        </w:rPr>
+        <w:t xml:space="preserve">            } </w:t>
+      </w:r>
+      <w:proofErr w:type="spellStart"/>
+      <w:r>
+        <w:rPr>
+          <w:rFonts w:ascii="Times New Roman" w:hAnsi="Times New Roman" w:cs="Times New Roman"/>
+          <w:sz w:val="28"/>
+          <w:szCs w:val="28"/>
+        </w:rPr>
+        <w:t>while</w:t>
+      </w:r>
+      <w:proofErr w:type="spellEnd"/>
+      <w:r>
+        <w:rPr>
+          <w:rFonts w:ascii="Times New Roman" w:hAnsi="Times New Roman" w:cs="Times New Roman"/>
+          <w:sz w:val="28"/>
+          <w:szCs w:val="28"/>
+        </w:rPr>
+        <w:t xml:space="preserve"> (nota &lt; NOTA_MINIMA || nota &gt; NOTA_MAXIMA);</w:t>
+      </w:r>
+    </w:p>
+    <w:p>
+      <w:pPr>
+        <w:spacing w:line="240" w:lineRule="auto"/>
+        <w:jc w:val="both"/>
+        <w:rPr>
+          <w:rFonts w:ascii="Times New Roman" w:hAnsi="Times New Roman" w:cs="Times New Roman"/>
+          <w:sz w:val="28"/>
+          <w:szCs w:val="28"/>
+        </w:rPr>
+      </w:pPr>
+    </w:p>
+    <w:p>
+      <w:pPr>
+        <w:spacing w:line="240" w:lineRule="auto"/>
+        <w:jc w:val="both"/>
+        <w:rPr>
+          <w:rFonts w:ascii="Times New Roman" w:hAnsi="Times New Roman" w:cs="Times New Roman"/>
+          <w:sz w:val="28"/>
+          <w:szCs w:val="28"/>
+        </w:rPr>
+      </w:pPr>
+      <w:r>
+        <w:rPr>
+          <w:rFonts w:ascii="Times New Roman" w:hAnsi="Times New Roman" w:cs="Times New Roman"/>
+          <w:sz w:val="28"/>
+          <w:szCs w:val="28"/>
+        </w:rPr>
+        <w:t>            calificaciones[i][j] = nota;</w:t>
+      </w:r>
+    </w:p>
+    <w:p>
+      <w:pPr>
+        <w:spacing w:line="240" w:lineRule="auto"/>
+        <w:jc w:val="both"/>
+        <w:rPr>
+          <w:rFonts w:ascii="Times New Roman" w:hAnsi="Times New Roman" w:cs="Times New Roman"/>
+          <w:sz w:val="28"/>
+          <w:szCs w:val="28"/>
+        </w:rPr>
+      </w:pPr>
+      <w:r>
+        <w:rPr>
+          <w:rFonts w:ascii="Times New Roman" w:hAnsi="Times New Roman" w:cs="Times New Roman"/>
+          <w:sz w:val="28"/>
+          <w:szCs w:val="28"/>
+        </w:rPr>
+        <w:t>        }</w:t>
+      </w:r>
+    </w:p>
+    <w:p>
+      <w:pPr>
+        <w:spacing w:line="240" w:lineRule="auto"/>
+        <w:jc w:val="both"/>
+        <w:rPr>
+          <w:rFonts w:ascii="Times New Roman" w:hAnsi="Times New Roman" w:cs="Times New Roman"/>
+          <w:sz w:val="28"/>
+          <w:szCs w:val="28"/>
+        </w:rPr>
+      </w:pPr>
+    </w:p>
+    <w:p>
+      <w:pPr>
+        <w:spacing w:line="240" w:lineRule="auto"/>
+        <w:jc w:val="both"/>
+        <w:rPr>
+          <w:rFonts w:ascii="Times New Roman" w:hAnsi="Times New Roman" w:cs="Times New Roman"/>
+          <w:sz w:val="28"/>
+          <w:szCs w:val="28"/>
+        </w:rPr>
+      </w:pPr>
+      <w:r>
+        <w:rPr>
+          <w:rFonts w:ascii="Times New Roman" w:hAnsi="Times New Roman" w:cs="Times New Roman"/>
+          <w:sz w:val="28"/>
+          <w:szCs w:val="28"/>
+        </w:rPr>
+        <w:t xml:space="preserve">        </w:t>
+      </w:r>
+      <w:proofErr w:type="spellStart"/>
+      <w:r>
+        <w:rPr>
+          <w:rFonts w:ascii="Times New Roman" w:hAnsi="Times New Roman" w:cs="Times New Roman"/>
+          <w:sz w:val="28"/>
+          <w:szCs w:val="28"/>
+        </w:rPr>
+        <w:t>printf</w:t>
+      </w:r>
+      <w:proofErr w:type="spellEnd"/>
+      <w:r>
+        <w:rPr>
+          <w:rFonts w:ascii="Times New Roman" w:hAnsi="Times New Roman" w:cs="Times New Roman"/>
+          <w:sz w:val="28"/>
+          <w:szCs w:val="28"/>
+        </w:rPr>
+        <w:t>("\n");</w:t>
+      </w:r>
+    </w:p>
+    <w:p>
+      <w:pPr>
+        <w:spacing w:line="240" w:lineRule="auto"/>
+        <w:jc w:val="both"/>
+        <w:rPr>
+          <w:rFonts w:ascii="Times New Roman" w:hAnsi="Times New Roman" w:cs="Times New Roman"/>
+          <w:sz w:val="28"/>
+          <w:szCs w:val="28"/>
+        </w:rPr>
+      </w:pPr>
+      <w:r>
+        <w:rPr>
+          <w:rFonts w:ascii="Times New Roman" w:hAnsi="Times New Roman" w:cs="Times New Roman"/>
+          <w:sz w:val="28"/>
+          <w:szCs w:val="28"/>
+        </w:rPr>
+        <w:t>    }</w:t>
+      </w:r>
+    </w:p>
+    <w:p>
+      <w:pPr>
+        <w:spacing w:line="240" w:lineRule="auto"/>
+        <w:jc w:val="both"/>
+        <w:rPr>
+          <w:rFonts w:ascii="Times New Roman" w:hAnsi="Times New Roman" w:cs="Times New Roman"/>
+          <w:sz w:val="28"/>
+          <w:szCs w:val="28"/>
+        </w:rPr>
+      </w:pPr>
+    </w:p>
+    <w:p>
+      <w:pPr>
+        <w:spacing w:line="240" w:lineRule="auto"/>
+        <w:jc w:val="both"/>
+        <w:rPr>
+          <w:rFonts w:ascii="Times New Roman" w:hAnsi="Times New Roman" w:cs="Times New Roman"/>
+          <w:sz w:val="28"/>
+          <w:szCs w:val="28"/>
+        </w:rPr>
+      </w:pPr>
+      <w:r>
+        <w:rPr>
+          <w:rFonts w:ascii="Times New Roman" w:hAnsi="Times New Roman" w:cs="Times New Roman"/>
+          <w:sz w:val="28"/>
+          <w:szCs w:val="28"/>
+        </w:rPr>
+        <w:t xml:space="preserve">    </w:t>
+      </w:r>
+      <w:proofErr w:type="spellStart"/>
+      <w:proofErr w:type="gramStart"/>
+      <w:r>
+        <w:rPr>
+          <w:rFonts w:ascii="Times New Roman" w:hAnsi="Times New Roman" w:cs="Times New Roman"/>
+          <w:sz w:val="28"/>
+          <w:szCs w:val="28"/>
+        </w:rPr>
+        <w:t>printf</w:t>
+      </w:r>
+      <w:proofErr w:type="spellEnd"/>
+      <w:r>
+        <w:rPr>
+          <w:rFonts w:ascii="Times New Roman" w:hAnsi="Times New Roman" w:cs="Times New Roman"/>
+          <w:sz w:val="28"/>
+          <w:szCs w:val="28"/>
+        </w:rPr>
+        <w:t>(</w:t>
+      </w:r>
+      <w:proofErr w:type="gramEnd"/>
+      <w:r>
+        <w:rPr>
+          <w:rFonts w:ascii="Times New Roman" w:hAnsi="Times New Roman" w:cs="Times New Roman"/>
+          <w:sz w:val="28"/>
+          <w:szCs w:val="28"/>
+        </w:rPr>
+        <w:t>"Resultados por estudiante\n\n");</w:t>
+      </w:r>
+    </w:p>
+    <w:p>
+      <w:pPr>
+        <w:spacing w:line="240" w:lineRule="auto"/>
+        <w:jc w:val="both"/>
+        <w:rPr>
+          <w:rFonts w:ascii="Times New Roman" w:hAnsi="Times New Roman" w:cs="Times New Roman"/>
+          <w:sz w:val="28"/>
+          <w:szCs w:val="28"/>
+        </w:rPr>
+      </w:pPr>
+    </w:p>
+    <w:p>
+      <w:pPr>
+        <w:spacing w:line="240" w:lineRule="auto"/>
+        <w:jc w:val="both"/>
+        <w:rPr>
+          <w:rFonts w:ascii="Times New Roman" w:hAnsi="Times New Roman" w:cs="Times New Roman"/>
+          <w:sz w:val="28"/>
+          <w:szCs w:val="28"/>
+          <w:lang w:val="en-US"/>
+        </w:rPr>
+      </w:pPr>
+      <w:r>
+        <w:rPr>
+          <w:rFonts w:ascii="Times New Roman" w:hAnsi="Times New Roman" w:cs="Times New Roman"/>
+          <w:sz w:val="28"/>
+          <w:szCs w:val="28"/>
+        </w:rPr>
+        <w:t xml:space="preserve">    </w:t>
+      </w:r>
+      <w:r>
+        <w:rPr>
+          <w:rFonts w:ascii="Times New Roman" w:hAnsi="Times New Roman" w:cs="Times New Roman"/>
+          <w:sz w:val="28"/>
+          <w:szCs w:val="28"/>
+          <w:lang w:val="en-US"/>
+        </w:rPr>
+        <w:t>for (</w:t>
+      </w:r>
+      <w:proofErr w:type="spellStart"/>
+      <w:r>
+        <w:rPr>
+          <w:rFonts w:ascii="Times New Roman" w:hAnsi="Times New Roman" w:cs="Times New Roman"/>
+          <w:sz w:val="28"/>
+          <w:szCs w:val="28"/>
+          <w:lang w:val="en-US"/>
+        </w:rPr>
+        <w:t>i</w:t>
+      </w:r>
+      <w:proofErr w:type="spellEnd"/>
+      <w:r>
+        <w:rPr>
+          <w:rFonts w:ascii="Times New Roman" w:hAnsi="Times New Roman" w:cs="Times New Roman"/>
+          <w:sz w:val="28"/>
+          <w:szCs w:val="28"/>
+          <w:lang w:val="en-US"/>
+        </w:rPr>
+        <w:t xml:space="preserve"> = 0; </w:t>
+      </w:r>
+      <w:proofErr w:type="spellStart"/>
+      <w:r>
+        <w:rPr>
+          <w:rFonts w:ascii="Times New Roman" w:hAnsi="Times New Roman" w:cs="Times New Roman"/>
+          <w:sz w:val="28"/>
+          <w:szCs w:val="28"/>
+          <w:lang w:val="en-US"/>
+        </w:rPr>
+        <w:t>i</w:t>
+      </w:r>
+      <w:proofErr w:type="spellEnd"/>
+      <w:r>
+        <w:rPr>
+          <w:rFonts w:ascii="Times New Roman" w:hAnsi="Times New Roman" w:cs="Times New Roman"/>
+          <w:sz w:val="28"/>
+          <w:szCs w:val="28"/>
+          <w:lang w:val="en-US"/>
+        </w:rPr>
+        <w:t xml:space="preserve"> &lt; ESTUDIANTES; </w:t>
+      </w:r>
+      <w:proofErr w:type="spellStart"/>
+      <w:r>
+        <w:rPr>
+          <w:rFonts w:ascii="Times New Roman" w:hAnsi="Times New Roman" w:cs="Times New Roman"/>
+          <w:sz w:val="28"/>
+          <w:szCs w:val="28"/>
+          <w:lang w:val="en-US"/>
+        </w:rPr>
+        <w:t>i</w:t>
+      </w:r>
+      <w:proofErr w:type="spellEnd"/>
+      <w:r>
+        <w:rPr>
+          <w:rFonts w:ascii="Times New Roman" w:hAnsi="Times New Roman" w:cs="Times New Roman"/>
+          <w:sz w:val="28"/>
+          <w:szCs w:val="28"/>
+          <w:lang w:val="en-US"/>
+        </w:rPr>
+        <w:t>++) {</w:t>
+      </w:r>
+    </w:p>
+    <w:p>
+      <w:pPr>
+        <w:spacing w:line="240" w:lineRule="auto"/>
+        <w:jc w:val="both"/>
+        <w:rPr>
+          <w:rFonts w:ascii="Times New Roman" w:hAnsi="Times New Roman" w:cs="Times New Roman"/>
+          <w:sz w:val="28"/>
+          <w:szCs w:val="28"/>
+        </w:rPr>
+      </w:pPr>
+      <w:r>
+        <w:rPr>
+          <w:rFonts w:ascii="Times New Roman" w:hAnsi="Times New Roman" w:cs="Times New Roman"/>
+          <w:sz w:val="28"/>
+          <w:szCs w:val="28"/>
+          <w:lang w:val="en-US"/>
+        </w:rPr>
+        <w:t xml:space="preserve">        </w:t>
+      </w:r>
+      <w:proofErr w:type="spellStart"/>
+      <w:r>
+        <w:rPr>
+          <w:rFonts w:ascii="Times New Roman" w:hAnsi="Times New Roman" w:cs="Times New Roman"/>
+          <w:sz w:val="28"/>
+          <w:szCs w:val="28"/>
+        </w:rPr>
+        <w:t>float</w:t>
+      </w:r>
+      <w:proofErr w:type="spellEnd"/>
+      <w:r>
+        <w:rPr>
+          <w:rFonts w:ascii="Times New Roman" w:hAnsi="Times New Roman" w:cs="Times New Roman"/>
+          <w:sz w:val="28"/>
+          <w:szCs w:val="28"/>
+        </w:rPr>
+        <w:t xml:space="preserve"> suma = 0;</w:t>
+      </w:r>
+    </w:p>
+    <w:p>
+      <w:pPr>
+        <w:spacing w:line="240" w:lineRule="auto"/>
+        <w:jc w:val="both"/>
+        <w:rPr>
+          <w:rFonts w:ascii="Times New Roman" w:hAnsi="Times New Roman" w:cs="Times New Roman"/>
+          <w:sz w:val="28"/>
+          <w:szCs w:val="28"/>
+        </w:rPr>
+      </w:pPr>
+      <w:r>
+        <w:rPr>
+          <w:rFonts w:ascii="Times New Roman" w:hAnsi="Times New Roman" w:cs="Times New Roman"/>
+          <w:sz w:val="28"/>
+          <w:szCs w:val="28"/>
+        </w:rPr>
+        <w:t xml:space="preserve">        </w:t>
+      </w:r>
+      <w:proofErr w:type="spellStart"/>
+      <w:r>
+        <w:rPr>
+          <w:rFonts w:ascii="Times New Roman" w:hAnsi="Times New Roman" w:cs="Times New Roman"/>
+          <w:sz w:val="28"/>
+          <w:szCs w:val="28"/>
+        </w:rPr>
+        <w:t>float</w:t>
+      </w:r>
+      <w:proofErr w:type="spellEnd"/>
+      <w:r>
+        <w:rPr>
+          <w:rFonts w:ascii="Times New Roman" w:hAnsi="Times New Roman" w:cs="Times New Roman"/>
+          <w:sz w:val="28"/>
+          <w:szCs w:val="28"/>
+        </w:rPr>
+        <w:t xml:space="preserve"> </w:t>
+      </w:r>
+      <w:proofErr w:type="spellStart"/>
+      <w:r>
+        <w:rPr>
+          <w:rFonts w:ascii="Times New Roman" w:hAnsi="Times New Roman" w:cs="Times New Roman"/>
+          <w:sz w:val="28"/>
+          <w:szCs w:val="28"/>
+        </w:rPr>
+        <w:t>maximo</w:t>
+      </w:r>
+      <w:proofErr w:type="spellEnd"/>
+      <w:r>
+        <w:rPr>
+          <w:rFonts w:ascii="Times New Roman" w:hAnsi="Times New Roman" w:cs="Times New Roman"/>
+          <w:sz w:val="28"/>
+          <w:szCs w:val="28"/>
+        </w:rPr>
+        <w:t xml:space="preserve"> = calificaciones[i][0];</w:t>
+      </w:r>
+    </w:p>
+    <w:p>
+      <w:pPr>
+        <w:spacing w:line="240" w:lineRule="auto"/>
+        <w:jc w:val="both"/>
+        <w:rPr>
+          <w:rFonts w:ascii="Times New Roman" w:hAnsi="Times New Roman" w:cs="Times New Roman"/>
+          <w:sz w:val="28"/>
+          <w:szCs w:val="28"/>
+        </w:rPr>
+      </w:pPr>
+      <w:r>
+        <w:rPr>
+          <w:rFonts w:ascii="Times New Roman" w:hAnsi="Times New Roman" w:cs="Times New Roman"/>
+          <w:sz w:val="28"/>
+          <w:szCs w:val="28"/>
+        </w:rPr>
+        <w:t xml:space="preserve">        </w:t>
+      </w:r>
+      <w:proofErr w:type="spellStart"/>
+      <w:r>
+        <w:rPr>
+          <w:rFonts w:ascii="Times New Roman" w:hAnsi="Times New Roman" w:cs="Times New Roman"/>
+          <w:sz w:val="28"/>
+          <w:szCs w:val="28"/>
+        </w:rPr>
+        <w:t>float</w:t>
+      </w:r>
+      <w:proofErr w:type="spellEnd"/>
+      <w:r>
+        <w:rPr>
+          <w:rFonts w:ascii="Times New Roman" w:hAnsi="Times New Roman" w:cs="Times New Roman"/>
+          <w:sz w:val="28"/>
+          <w:szCs w:val="28"/>
+        </w:rPr>
+        <w:t xml:space="preserve"> </w:t>
+      </w:r>
+      <w:proofErr w:type="spellStart"/>
+      <w:r>
+        <w:rPr>
+          <w:rFonts w:ascii="Times New Roman" w:hAnsi="Times New Roman" w:cs="Times New Roman"/>
+          <w:sz w:val="28"/>
+          <w:szCs w:val="28"/>
+        </w:rPr>
+        <w:t>minimo</w:t>
+      </w:r>
+      <w:proofErr w:type="spellEnd"/>
+      <w:r>
+        <w:rPr>
+          <w:rFonts w:ascii="Times New Roman" w:hAnsi="Times New Roman" w:cs="Times New Roman"/>
+          <w:sz w:val="28"/>
+          <w:szCs w:val="28"/>
+        </w:rPr>
+        <w:t xml:space="preserve"> = calificaciones[i][0];</w:t>
+      </w:r>
+    </w:p>
+    <w:p>
+      <w:pPr>
+        <w:spacing w:line="240" w:lineRule="auto"/>
+        <w:jc w:val="both"/>
+        <w:rPr>
+          <w:rFonts w:ascii="Times New Roman" w:hAnsi="Times New Roman" w:cs="Times New Roman"/>
+          <w:sz w:val="28"/>
+          <w:szCs w:val="28"/>
+        </w:rPr>
+      </w:pPr>
+    </w:p>
+    <w:p>
+      <w:pPr>
+        <w:spacing w:line="240" w:lineRule="auto"/>
+        <w:jc w:val="both"/>
+        <w:rPr>
+          <w:rFonts w:ascii="Times New Roman" w:hAnsi="Times New Roman" w:cs="Times New Roman"/>
+          <w:sz w:val="28"/>
+          <w:szCs w:val="28"/>
+          <w:lang w:val="en-US"/>
+        </w:rPr>
+      </w:pPr>
+      <w:r>
+        <w:rPr>
+          <w:rFonts w:ascii="Times New Roman" w:hAnsi="Times New Roman" w:cs="Times New Roman"/>
+          <w:sz w:val="28"/>
+          <w:szCs w:val="28"/>
+        </w:rPr>
+        <w:lastRenderedPageBreak/>
+        <w:t xml:space="preserve">        </w:t>
+      </w:r>
+      <w:r>
+        <w:rPr>
+          <w:rFonts w:ascii="Times New Roman" w:hAnsi="Times New Roman" w:cs="Times New Roman"/>
+          <w:sz w:val="28"/>
+          <w:szCs w:val="28"/>
+          <w:lang w:val="en-US"/>
+        </w:rPr>
+        <w:t xml:space="preserve">for (j = 0; j &lt; ASIGNATURAS; </w:t>
+      </w:r>
+      <w:proofErr w:type="spellStart"/>
+      <w:r>
+        <w:rPr>
+          <w:rFonts w:ascii="Times New Roman" w:hAnsi="Times New Roman" w:cs="Times New Roman"/>
+          <w:sz w:val="28"/>
+          <w:szCs w:val="28"/>
+          <w:lang w:val="en-US"/>
+        </w:rPr>
+        <w:t>j++</w:t>
+      </w:r>
+      <w:proofErr w:type="spellEnd"/>
+      <w:r>
+        <w:rPr>
+          <w:rFonts w:ascii="Times New Roman" w:hAnsi="Times New Roman" w:cs="Times New Roman"/>
+          <w:sz w:val="28"/>
+          <w:szCs w:val="28"/>
+          <w:lang w:val="en-US"/>
+        </w:rPr>
+        <w:t>) {</w:t>
+      </w:r>
+    </w:p>
+    <w:p>
+      <w:pPr>
+        <w:spacing w:line="240" w:lineRule="auto"/>
+        <w:jc w:val="both"/>
+        <w:rPr>
+          <w:rFonts w:ascii="Times New Roman" w:hAnsi="Times New Roman" w:cs="Times New Roman"/>
+          <w:sz w:val="28"/>
+          <w:szCs w:val="28"/>
+        </w:rPr>
+      </w:pPr>
+      <w:r>
+        <w:rPr>
+          <w:rFonts w:ascii="Times New Roman" w:hAnsi="Times New Roman" w:cs="Times New Roman"/>
+          <w:sz w:val="28"/>
+          <w:szCs w:val="28"/>
+          <w:lang w:val="en-US"/>
+        </w:rPr>
+        <w:t xml:space="preserve">            </w:t>
+      </w:r>
+      <w:r>
+        <w:rPr>
+          <w:rFonts w:ascii="Times New Roman" w:hAnsi="Times New Roman" w:cs="Times New Roman"/>
+          <w:sz w:val="28"/>
+          <w:szCs w:val="28"/>
+        </w:rPr>
+        <w:t>suma = suma + calificaciones[i][j];</w:t>
+      </w:r>
+    </w:p>
+    <w:p>
+      <w:pPr>
+        <w:spacing w:line="240" w:lineRule="auto"/>
+        <w:jc w:val="both"/>
+        <w:rPr>
+          <w:rFonts w:ascii="Times New Roman" w:hAnsi="Times New Roman" w:cs="Times New Roman"/>
+          <w:sz w:val="28"/>
+          <w:szCs w:val="28"/>
+        </w:rPr>
+      </w:pPr>
+    </w:p>
+    <w:p>
+      <w:pPr>
+        <w:spacing w:line="240" w:lineRule="auto"/>
+        <w:jc w:val="both"/>
+        <w:rPr>
+          <w:rFonts w:ascii="Times New Roman" w:hAnsi="Times New Roman" w:cs="Times New Roman"/>
+          <w:sz w:val="28"/>
+          <w:szCs w:val="28"/>
+        </w:rPr>
+      </w:pPr>
+      <w:r>
+        <w:rPr>
+          <w:rFonts w:ascii="Times New Roman" w:hAnsi="Times New Roman" w:cs="Times New Roman"/>
+          <w:sz w:val="28"/>
+          <w:szCs w:val="28"/>
+        </w:rPr>
+        <w:t xml:space="preserve">            </w:t>
+      </w:r>
+      <w:proofErr w:type="spellStart"/>
+      <w:r>
+        <w:rPr>
+          <w:rFonts w:ascii="Times New Roman" w:hAnsi="Times New Roman" w:cs="Times New Roman"/>
+          <w:sz w:val="28"/>
+          <w:szCs w:val="28"/>
+        </w:rPr>
+        <w:t>if</w:t>
+      </w:r>
+      <w:proofErr w:type="spellEnd"/>
+      <w:r>
+        <w:rPr>
+          <w:rFonts w:ascii="Times New Roman" w:hAnsi="Times New Roman" w:cs="Times New Roman"/>
+          <w:sz w:val="28"/>
+          <w:szCs w:val="28"/>
+        </w:rPr>
+        <w:t xml:space="preserve"> (calificaciones[i][j] &gt; </w:t>
+      </w:r>
+      <w:proofErr w:type="spellStart"/>
+      <w:r>
+        <w:rPr>
+          <w:rFonts w:ascii="Times New Roman" w:hAnsi="Times New Roman" w:cs="Times New Roman"/>
+          <w:sz w:val="28"/>
+          <w:szCs w:val="28"/>
+        </w:rPr>
+        <w:t>maximo</w:t>
+      </w:r>
+      <w:proofErr w:type="spellEnd"/>
+      <w:r>
+        <w:rPr>
+          <w:rFonts w:ascii="Times New Roman" w:hAnsi="Times New Roman" w:cs="Times New Roman"/>
+          <w:sz w:val="28"/>
+          <w:szCs w:val="28"/>
+        </w:rPr>
+        <w:t>) {</w:t>
+      </w:r>
+    </w:p>
+    <w:p>
+      <w:pPr>
+        <w:spacing w:line="240" w:lineRule="auto"/>
+        <w:jc w:val="both"/>
+        <w:rPr>
+          <w:rFonts w:ascii="Times New Roman" w:hAnsi="Times New Roman" w:cs="Times New Roman"/>
+          <w:sz w:val="28"/>
+          <w:szCs w:val="28"/>
+        </w:rPr>
+      </w:pPr>
+      <w:r>
+        <w:rPr>
+          <w:rFonts w:ascii="Times New Roman" w:hAnsi="Times New Roman" w:cs="Times New Roman"/>
+          <w:sz w:val="28"/>
+          <w:szCs w:val="28"/>
+        </w:rPr>
+        <w:t xml:space="preserve">                </w:t>
+      </w:r>
+      <w:proofErr w:type="spellStart"/>
+      <w:r>
+        <w:rPr>
+          <w:rFonts w:ascii="Times New Roman" w:hAnsi="Times New Roman" w:cs="Times New Roman"/>
+          <w:sz w:val="28"/>
+          <w:szCs w:val="28"/>
+        </w:rPr>
+        <w:t>maximo</w:t>
+      </w:r>
+      <w:proofErr w:type="spellEnd"/>
+      <w:r>
+        <w:rPr>
+          <w:rFonts w:ascii="Times New Roman" w:hAnsi="Times New Roman" w:cs="Times New Roman"/>
+          <w:sz w:val="28"/>
+          <w:szCs w:val="28"/>
+        </w:rPr>
+        <w:t xml:space="preserve"> = calificaciones[i][j];</w:t>
+      </w:r>
+    </w:p>
+    <w:p>
+      <w:pPr>
+        <w:spacing w:line="240" w:lineRule="auto"/>
+        <w:jc w:val="both"/>
+        <w:rPr>
+          <w:rFonts w:ascii="Times New Roman" w:hAnsi="Times New Roman" w:cs="Times New Roman"/>
+          <w:sz w:val="28"/>
+          <w:szCs w:val="28"/>
+        </w:rPr>
+      </w:pPr>
+      <w:r>
+        <w:rPr>
+          <w:rFonts w:ascii="Times New Roman" w:hAnsi="Times New Roman" w:cs="Times New Roman"/>
+          <w:sz w:val="28"/>
+          <w:szCs w:val="28"/>
+        </w:rPr>
+        <w:t>            }</w:t>
+      </w:r>
+    </w:p>
+    <w:p>
+      <w:pPr>
+        <w:spacing w:line="240" w:lineRule="auto"/>
+        <w:jc w:val="both"/>
+        <w:rPr>
+          <w:rFonts w:ascii="Times New Roman" w:hAnsi="Times New Roman" w:cs="Times New Roman"/>
+          <w:sz w:val="28"/>
+          <w:szCs w:val="28"/>
+        </w:rPr>
+      </w:pPr>
+    </w:p>
+    <w:p>
+      <w:pPr>
+        <w:spacing w:line="240" w:lineRule="auto"/>
+        <w:jc w:val="both"/>
+        <w:rPr>
+          <w:rFonts w:ascii="Times New Roman" w:hAnsi="Times New Roman" w:cs="Times New Roman"/>
+          <w:sz w:val="28"/>
+          <w:szCs w:val="28"/>
+        </w:rPr>
+      </w:pPr>
+      <w:r>
+        <w:rPr>
+          <w:rFonts w:ascii="Times New Roman" w:hAnsi="Times New Roman" w:cs="Times New Roman"/>
+          <w:sz w:val="28"/>
+          <w:szCs w:val="28"/>
+        </w:rPr>
+        <w:t xml:space="preserve">            </w:t>
+      </w:r>
+      <w:proofErr w:type="spellStart"/>
+      <w:r>
+        <w:rPr>
+          <w:rFonts w:ascii="Times New Roman" w:hAnsi="Times New Roman" w:cs="Times New Roman"/>
+          <w:sz w:val="28"/>
+          <w:szCs w:val="28"/>
+        </w:rPr>
+        <w:t>if</w:t>
+      </w:r>
+      <w:proofErr w:type="spellEnd"/>
+      <w:r>
+        <w:rPr>
+          <w:rFonts w:ascii="Times New Roman" w:hAnsi="Times New Roman" w:cs="Times New Roman"/>
+          <w:sz w:val="28"/>
+          <w:szCs w:val="28"/>
+        </w:rPr>
+        <w:t xml:space="preserve"> (calificaciones[i][j] &lt; </w:t>
+      </w:r>
+      <w:proofErr w:type="spellStart"/>
+      <w:r>
+        <w:rPr>
+          <w:rFonts w:ascii="Times New Roman" w:hAnsi="Times New Roman" w:cs="Times New Roman"/>
+          <w:sz w:val="28"/>
+          <w:szCs w:val="28"/>
+        </w:rPr>
+        <w:t>minimo</w:t>
+      </w:r>
+      <w:proofErr w:type="spellEnd"/>
+      <w:r>
+        <w:rPr>
+          <w:rFonts w:ascii="Times New Roman" w:hAnsi="Times New Roman" w:cs="Times New Roman"/>
+          <w:sz w:val="28"/>
+          <w:szCs w:val="28"/>
+        </w:rPr>
+        <w:t>) {</w:t>
+      </w:r>
+    </w:p>
+    <w:p>
+      <w:pPr>
+        <w:spacing w:line="240" w:lineRule="auto"/>
+        <w:jc w:val="both"/>
+        <w:rPr>
+          <w:rFonts w:ascii="Times New Roman" w:hAnsi="Times New Roman" w:cs="Times New Roman"/>
+          <w:sz w:val="28"/>
+          <w:szCs w:val="28"/>
+        </w:rPr>
+      </w:pPr>
+      <w:r>
+        <w:rPr>
+          <w:rFonts w:ascii="Times New Roman" w:hAnsi="Times New Roman" w:cs="Times New Roman"/>
+          <w:sz w:val="28"/>
+          <w:szCs w:val="28"/>
+        </w:rPr>
+        <w:t xml:space="preserve">                </w:t>
+      </w:r>
+      <w:proofErr w:type="spellStart"/>
+      <w:r>
+        <w:rPr>
+          <w:rFonts w:ascii="Times New Roman" w:hAnsi="Times New Roman" w:cs="Times New Roman"/>
+          <w:sz w:val="28"/>
+          <w:szCs w:val="28"/>
+        </w:rPr>
+        <w:t>minimo</w:t>
+      </w:r>
+      <w:proofErr w:type="spellEnd"/>
+      <w:r>
+        <w:rPr>
+          <w:rFonts w:ascii="Times New Roman" w:hAnsi="Times New Roman" w:cs="Times New Roman"/>
+          <w:sz w:val="28"/>
+          <w:szCs w:val="28"/>
+        </w:rPr>
+        <w:t xml:space="preserve"> = calificaciones[i][j];</w:t>
+      </w:r>
+    </w:p>
+    <w:p>
+      <w:pPr>
+        <w:spacing w:line="240" w:lineRule="auto"/>
+        <w:jc w:val="both"/>
+        <w:rPr>
+          <w:rFonts w:ascii="Times New Roman" w:hAnsi="Times New Roman" w:cs="Times New Roman"/>
+          <w:sz w:val="28"/>
+          <w:szCs w:val="28"/>
+        </w:rPr>
+      </w:pPr>
+      <w:r>
+        <w:rPr>
+          <w:rFonts w:ascii="Times New Roman" w:hAnsi="Times New Roman" w:cs="Times New Roman"/>
+          <w:sz w:val="28"/>
+          <w:szCs w:val="28"/>
+        </w:rPr>
+        <w:t>            }</w:t>
+      </w:r>
+    </w:p>
+    <w:p>
+      <w:pPr>
+        <w:spacing w:line="240" w:lineRule="auto"/>
+        <w:jc w:val="both"/>
+        <w:rPr>
+          <w:rFonts w:ascii="Times New Roman" w:hAnsi="Times New Roman" w:cs="Times New Roman"/>
+          <w:sz w:val="28"/>
+          <w:szCs w:val="28"/>
+        </w:rPr>
+      </w:pPr>
+      <w:r>
+        <w:rPr>
+          <w:rFonts w:ascii="Times New Roman" w:hAnsi="Times New Roman" w:cs="Times New Roman"/>
+          <w:sz w:val="28"/>
+          <w:szCs w:val="28"/>
+        </w:rPr>
+        <w:t>        }</w:t>
+      </w:r>
+    </w:p>
+    <w:p>
+      <w:pPr>
+        <w:spacing w:line="240" w:lineRule="auto"/>
+        <w:jc w:val="both"/>
+        <w:rPr>
+          <w:rFonts w:ascii="Times New Roman" w:hAnsi="Times New Roman" w:cs="Times New Roman"/>
+          <w:sz w:val="28"/>
+          <w:szCs w:val="28"/>
+        </w:rPr>
+      </w:pPr>
+    </w:p>
+    <w:p>
+      <w:pPr>
+        <w:spacing w:line="240" w:lineRule="auto"/>
+        <w:jc w:val="both"/>
+        <w:rPr>
+          <w:rFonts w:ascii="Times New Roman" w:hAnsi="Times New Roman" w:cs="Times New Roman"/>
+          <w:sz w:val="28"/>
+          <w:szCs w:val="28"/>
+        </w:rPr>
+      </w:pPr>
+      <w:r>
+        <w:rPr>
+          <w:rFonts w:ascii="Times New Roman" w:hAnsi="Times New Roman" w:cs="Times New Roman"/>
+          <w:sz w:val="28"/>
+          <w:szCs w:val="28"/>
+        </w:rPr>
+        <w:t xml:space="preserve">        </w:t>
+      </w:r>
+      <w:proofErr w:type="spellStart"/>
+      <w:r>
+        <w:rPr>
+          <w:rFonts w:ascii="Times New Roman" w:hAnsi="Times New Roman" w:cs="Times New Roman"/>
+          <w:sz w:val="28"/>
+          <w:szCs w:val="28"/>
+        </w:rPr>
+        <w:t>float</w:t>
+      </w:r>
+      <w:proofErr w:type="spellEnd"/>
+      <w:r>
+        <w:rPr>
+          <w:rFonts w:ascii="Times New Roman" w:hAnsi="Times New Roman" w:cs="Times New Roman"/>
+          <w:sz w:val="28"/>
+          <w:szCs w:val="28"/>
+        </w:rPr>
+        <w:t xml:space="preserve"> promedio = suma / ASIGNATURAS;</w:t>
+      </w:r>
+    </w:p>
+    <w:p>
+      <w:pPr>
+        <w:spacing w:line="240" w:lineRule="auto"/>
+        <w:jc w:val="both"/>
+        <w:rPr>
+          <w:rFonts w:ascii="Times New Roman" w:hAnsi="Times New Roman" w:cs="Times New Roman"/>
+          <w:sz w:val="28"/>
+          <w:szCs w:val="28"/>
+        </w:rPr>
+      </w:pPr>
+    </w:p>
+    <w:p>
+      <w:pPr>
+        <w:spacing w:line="240" w:lineRule="auto"/>
+        <w:jc w:val="both"/>
+        <w:rPr>
+          <w:rFonts w:ascii="Times New Roman" w:hAnsi="Times New Roman" w:cs="Times New Roman"/>
+          <w:sz w:val="28"/>
+          <w:szCs w:val="28"/>
+        </w:rPr>
+      </w:pPr>
+      <w:r>
+        <w:rPr>
+          <w:rFonts w:ascii="Times New Roman" w:hAnsi="Times New Roman" w:cs="Times New Roman"/>
+          <w:sz w:val="28"/>
+          <w:szCs w:val="28"/>
+        </w:rPr>
+        <w:t xml:space="preserve">        </w:t>
+      </w:r>
+      <w:proofErr w:type="spellStart"/>
+      <w:proofErr w:type="gramStart"/>
+      <w:r>
+        <w:rPr>
+          <w:rFonts w:ascii="Times New Roman" w:hAnsi="Times New Roman" w:cs="Times New Roman"/>
+          <w:sz w:val="28"/>
+          <w:szCs w:val="28"/>
+        </w:rPr>
+        <w:t>printf</w:t>
+      </w:r>
+      <w:proofErr w:type="spellEnd"/>
+      <w:r>
+        <w:rPr>
+          <w:rFonts w:ascii="Times New Roman" w:hAnsi="Times New Roman" w:cs="Times New Roman"/>
+          <w:sz w:val="28"/>
+          <w:szCs w:val="28"/>
+        </w:rPr>
+        <w:t>(</w:t>
+      </w:r>
+      <w:proofErr w:type="gramEnd"/>
+      <w:r>
+        <w:rPr>
+          <w:rFonts w:ascii="Times New Roman" w:hAnsi="Times New Roman" w:cs="Times New Roman"/>
+          <w:sz w:val="28"/>
+          <w:szCs w:val="28"/>
+        </w:rPr>
+        <w:t>"Estudiante %d\n", i + 1);</w:t>
+      </w:r>
+    </w:p>
+    <w:p>
+      <w:pPr>
+        <w:spacing w:line="240" w:lineRule="auto"/>
+        <w:jc w:val="both"/>
+        <w:rPr>
+          <w:rFonts w:ascii="Times New Roman" w:hAnsi="Times New Roman" w:cs="Times New Roman"/>
+          <w:sz w:val="28"/>
+          <w:szCs w:val="28"/>
+        </w:rPr>
+      </w:pPr>
+      <w:r>
+        <w:rPr>
+          <w:rFonts w:ascii="Times New Roman" w:hAnsi="Times New Roman" w:cs="Times New Roman"/>
+          <w:sz w:val="28"/>
+          <w:szCs w:val="28"/>
+        </w:rPr>
+        <w:t xml:space="preserve">        </w:t>
+      </w:r>
+      <w:proofErr w:type="spellStart"/>
+      <w:proofErr w:type="gramStart"/>
+      <w:r>
+        <w:rPr>
+          <w:rFonts w:ascii="Times New Roman" w:hAnsi="Times New Roman" w:cs="Times New Roman"/>
+          <w:sz w:val="28"/>
+          <w:szCs w:val="28"/>
+        </w:rPr>
+        <w:t>printf</w:t>
+      </w:r>
+      <w:proofErr w:type="spellEnd"/>
+      <w:r>
+        <w:rPr>
+          <w:rFonts w:ascii="Times New Roman" w:hAnsi="Times New Roman" w:cs="Times New Roman"/>
+          <w:sz w:val="28"/>
+          <w:szCs w:val="28"/>
+        </w:rPr>
+        <w:t>(</w:t>
+      </w:r>
+      <w:proofErr w:type="gramEnd"/>
+      <w:r>
+        <w:rPr>
+          <w:rFonts w:ascii="Times New Roman" w:hAnsi="Times New Roman" w:cs="Times New Roman"/>
+          <w:sz w:val="28"/>
+          <w:szCs w:val="28"/>
+        </w:rPr>
+        <w:t>"  Promedio: %.2f\n", promedio);</w:t>
+      </w:r>
+    </w:p>
+    <w:p>
+      <w:pPr>
+        <w:spacing w:line="240" w:lineRule="auto"/>
+        <w:jc w:val="both"/>
+        <w:rPr>
+          <w:rFonts w:ascii="Times New Roman" w:hAnsi="Times New Roman" w:cs="Times New Roman"/>
+          <w:sz w:val="28"/>
+          <w:szCs w:val="28"/>
+        </w:rPr>
+      </w:pPr>
+      <w:r>
+        <w:rPr>
+          <w:rFonts w:ascii="Times New Roman" w:hAnsi="Times New Roman" w:cs="Times New Roman"/>
+          <w:sz w:val="28"/>
+          <w:szCs w:val="28"/>
+        </w:rPr>
+        <w:t xml:space="preserve">        </w:t>
+      </w:r>
+      <w:proofErr w:type="spellStart"/>
+      <w:proofErr w:type="gramStart"/>
+      <w:r>
+        <w:rPr>
+          <w:rFonts w:ascii="Times New Roman" w:hAnsi="Times New Roman" w:cs="Times New Roman"/>
+          <w:sz w:val="28"/>
+          <w:szCs w:val="28"/>
+        </w:rPr>
+        <w:t>printf</w:t>
+      </w:r>
+      <w:proofErr w:type="spellEnd"/>
+      <w:r>
+        <w:rPr>
+          <w:rFonts w:ascii="Times New Roman" w:hAnsi="Times New Roman" w:cs="Times New Roman"/>
+          <w:sz w:val="28"/>
+          <w:szCs w:val="28"/>
+        </w:rPr>
+        <w:t>(</w:t>
+      </w:r>
+      <w:proofErr w:type="gramEnd"/>
+      <w:r>
+        <w:rPr>
+          <w:rFonts w:ascii="Times New Roman" w:hAnsi="Times New Roman" w:cs="Times New Roman"/>
+          <w:sz w:val="28"/>
+          <w:szCs w:val="28"/>
+        </w:rPr>
+        <w:t xml:space="preserve">"  Mejor nota: %.2f\n", </w:t>
+      </w:r>
+      <w:proofErr w:type="spellStart"/>
+      <w:r>
+        <w:rPr>
+          <w:rFonts w:ascii="Times New Roman" w:hAnsi="Times New Roman" w:cs="Times New Roman"/>
+          <w:sz w:val="28"/>
+          <w:szCs w:val="28"/>
+        </w:rPr>
+        <w:t>maximo</w:t>
+      </w:r>
+      <w:proofErr w:type="spellEnd"/>
+      <w:r>
+        <w:rPr>
+          <w:rFonts w:ascii="Times New Roman" w:hAnsi="Times New Roman" w:cs="Times New Roman"/>
+          <w:sz w:val="28"/>
+          <w:szCs w:val="28"/>
+        </w:rPr>
+        <w:t>);</w:t>
+      </w:r>
+    </w:p>
+    <w:p>
+      <w:pPr>
+        <w:spacing w:line="240" w:lineRule="auto"/>
+        <w:jc w:val="both"/>
+        <w:rPr>
+          <w:rFonts w:ascii="Times New Roman" w:hAnsi="Times New Roman" w:cs="Times New Roman"/>
+          <w:sz w:val="28"/>
+          <w:szCs w:val="28"/>
+        </w:rPr>
+      </w:pPr>
+      <w:r>
+        <w:rPr>
+          <w:rFonts w:ascii="Times New Roman" w:hAnsi="Times New Roman" w:cs="Times New Roman"/>
+          <w:sz w:val="28"/>
+          <w:szCs w:val="28"/>
+        </w:rPr>
+        <w:t xml:space="preserve">        </w:t>
+      </w:r>
+      <w:proofErr w:type="spellStart"/>
+      <w:proofErr w:type="gramStart"/>
+      <w:r>
+        <w:rPr>
+          <w:rFonts w:ascii="Times New Roman" w:hAnsi="Times New Roman" w:cs="Times New Roman"/>
+          <w:sz w:val="28"/>
+          <w:szCs w:val="28"/>
+        </w:rPr>
+        <w:t>printf</w:t>
+      </w:r>
+      <w:proofErr w:type="spellEnd"/>
+      <w:r>
+        <w:rPr>
+          <w:rFonts w:ascii="Times New Roman" w:hAnsi="Times New Roman" w:cs="Times New Roman"/>
+          <w:sz w:val="28"/>
+          <w:szCs w:val="28"/>
+        </w:rPr>
+        <w:t>(</w:t>
+      </w:r>
+      <w:proofErr w:type="gramEnd"/>
+      <w:r>
+        <w:rPr>
+          <w:rFonts w:ascii="Times New Roman" w:hAnsi="Times New Roman" w:cs="Times New Roman"/>
+          <w:sz w:val="28"/>
+          <w:szCs w:val="28"/>
+        </w:rPr>
+        <w:t xml:space="preserve">"  Peor nota: %.2f\n\n", </w:t>
+      </w:r>
+      <w:proofErr w:type="spellStart"/>
+      <w:r>
+        <w:rPr>
+          <w:rFonts w:ascii="Times New Roman" w:hAnsi="Times New Roman" w:cs="Times New Roman"/>
+          <w:sz w:val="28"/>
+          <w:szCs w:val="28"/>
+        </w:rPr>
+        <w:t>minimo</w:t>
+      </w:r>
+      <w:proofErr w:type="spellEnd"/>
+      <w:r>
+        <w:rPr>
+          <w:rFonts w:ascii="Times New Roman" w:hAnsi="Times New Roman" w:cs="Times New Roman"/>
+          <w:sz w:val="28"/>
+          <w:szCs w:val="28"/>
+        </w:rPr>
+        <w:t>);</w:t>
+      </w:r>
+    </w:p>
+    <w:p>
+      <w:pPr>
+        <w:spacing w:line="240" w:lineRule="auto"/>
+        <w:jc w:val="both"/>
+        <w:rPr>
+          <w:rFonts w:ascii="Times New Roman" w:hAnsi="Times New Roman" w:cs="Times New Roman"/>
+          <w:sz w:val="28"/>
+          <w:szCs w:val="28"/>
+        </w:rPr>
+      </w:pPr>
+      <w:r>
+        <w:rPr>
+          <w:rFonts w:ascii="Times New Roman" w:hAnsi="Times New Roman" w:cs="Times New Roman"/>
+          <w:sz w:val="28"/>
+          <w:szCs w:val="28"/>
+        </w:rPr>
+        <w:t>    }</w:t>
+      </w:r>
+    </w:p>
+    <w:p>
+      <w:pPr>
+        <w:spacing w:line="240" w:lineRule="auto"/>
+        <w:jc w:val="both"/>
+        <w:rPr>
+          <w:rFonts w:ascii="Times New Roman" w:hAnsi="Times New Roman" w:cs="Times New Roman"/>
+          <w:sz w:val="28"/>
+          <w:szCs w:val="28"/>
+        </w:rPr>
+      </w:pPr>
+    </w:p>
+    <w:p>
+      <w:pPr>
+        <w:spacing w:line="240" w:lineRule="auto"/>
+        <w:jc w:val="both"/>
+        <w:rPr>
+          <w:rFonts w:ascii="Times New Roman" w:hAnsi="Times New Roman" w:cs="Times New Roman"/>
+          <w:sz w:val="28"/>
+          <w:szCs w:val="28"/>
+        </w:rPr>
+      </w:pPr>
+      <w:r>
+        <w:rPr>
+          <w:rFonts w:ascii="Times New Roman" w:hAnsi="Times New Roman" w:cs="Times New Roman"/>
+          <w:sz w:val="28"/>
+          <w:szCs w:val="28"/>
+        </w:rPr>
+        <w:t xml:space="preserve">    </w:t>
+      </w:r>
+      <w:proofErr w:type="spellStart"/>
+      <w:proofErr w:type="gramStart"/>
+      <w:r>
+        <w:rPr>
+          <w:rFonts w:ascii="Times New Roman" w:hAnsi="Times New Roman" w:cs="Times New Roman"/>
+          <w:sz w:val="28"/>
+          <w:szCs w:val="28"/>
+        </w:rPr>
+        <w:t>printf</w:t>
+      </w:r>
+      <w:proofErr w:type="spellEnd"/>
+      <w:r>
+        <w:rPr>
+          <w:rFonts w:ascii="Times New Roman" w:hAnsi="Times New Roman" w:cs="Times New Roman"/>
+          <w:sz w:val="28"/>
+          <w:szCs w:val="28"/>
+        </w:rPr>
+        <w:t>(</w:t>
+      </w:r>
+      <w:proofErr w:type="gramEnd"/>
+      <w:r>
+        <w:rPr>
+          <w:rFonts w:ascii="Times New Roman" w:hAnsi="Times New Roman" w:cs="Times New Roman"/>
+          <w:sz w:val="28"/>
+          <w:szCs w:val="28"/>
+        </w:rPr>
+        <w:t>"Resultados por asignatura\n\n");</w:t>
+      </w:r>
+    </w:p>
+    <w:p>
+      <w:pPr>
+        <w:spacing w:line="240" w:lineRule="auto"/>
+        <w:jc w:val="both"/>
+        <w:rPr>
+          <w:rFonts w:ascii="Times New Roman" w:hAnsi="Times New Roman" w:cs="Times New Roman"/>
+          <w:sz w:val="28"/>
+          <w:szCs w:val="28"/>
+        </w:rPr>
+      </w:pPr>
+    </w:p>
+    <w:p>
+      <w:pPr>
+        <w:spacing w:line="240" w:lineRule="auto"/>
+        <w:jc w:val="both"/>
+        <w:rPr>
+          <w:rFonts w:ascii="Times New Roman" w:hAnsi="Times New Roman" w:cs="Times New Roman"/>
+          <w:sz w:val="28"/>
+          <w:szCs w:val="28"/>
+          <w:lang w:val="en-US"/>
+        </w:rPr>
+      </w:pPr>
+      <w:r>
+        <w:rPr>
+          <w:rFonts w:ascii="Times New Roman" w:hAnsi="Times New Roman" w:cs="Times New Roman"/>
+          <w:sz w:val="28"/>
+          <w:szCs w:val="28"/>
+        </w:rPr>
+        <w:t xml:space="preserve">    </w:t>
+      </w:r>
+      <w:r>
+        <w:rPr>
+          <w:rFonts w:ascii="Times New Roman" w:hAnsi="Times New Roman" w:cs="Times New Roman"/>
+          <w:sz w:val="28"/>
+          <w:szCs w:val="28"/>
+          <w:lang w:val="en-US"/>
+        </w:rPr>
+        <w:t xml:space="preserve">for (j = 0; j &lt; ASIGNATURAS; </w:t>
+      </w:r>
+      <w:proofErr w:type="spellStart"/>
+      <w:r>
+        <w:rPr>
+          <w:rFonts w:ascii="Times New Roman" w:hAnsi="Times New Roman" w:cs="Times New Roman"/>
+          <w:sz w:val="28"/>
+          <w:szCs w:val="28"/>
+          <w:lang w:val="en-US"/>
+        </w:rPr>
+        <w:t>j++</w:t>
+      </w:r>
+      <w:proofErr w:type="spellEnd"/>
+      <w:r>
+        <w:rPr>
+          <w:rFonts w:ascii="Times New Roman" w:hAnsi="Times New Roman" w:cs="Times New Roman"/>
+          <w:sz w:val="28"/>
+          <w:szCs w:val="28"/>
+          <w:lang w:val="en-US"/>
+        </w:rPr>
+        <w:t>) {</w:t>
+      </w:r>
+    </w:p>
+    <w:p>
+      <w:pPr>
+        <w:spacing w:line="240" w:lineRule="auto"/>
+        <w:jc w:val="both"/>
+        <w:rPr>
+          <w:rFonts w:ascii="Times New Roman" w:hAnsi="Times New Roman" w:cs="Times New Roman"/>
+          <w:sz w:val="28"/>
+          <w:szCs w:val="28"/>
+        </w:rPr>
+      </w:pPr>
+      <w:r>
+        <w:rPr>
+          <w:rFonts w:ascii="Times New Roman" w:hAnsi="Times New Roman" w:cs="Times New Roman"/>
+          <w:sz w:val="28"/>
+          <w:szCs w:val="28"/>
+          <w:lang w:val="en-US"/>
+        </w:rPr>
+        <w:t xml:space="preserve">        </w:t>
+      </w:r>
+      <w:proofErr w:type="spellStart"/>
+      <w:r>
+        <w:rPr>
+          <w:rFonts w:ascii="Times New Roman" w:hAnsi="Times New Roman" w:cs="Times New Roman"/>
+          <w:sz w:val="28"/>
+          <w:szCs w:val="28"/>
+        </w:rPr>
+        <w:t>float</w:t>
+      </w:r>
+      <w:proofErr w:type="spellEnd"/>
+      <w:r>
+        <w:rPr>
+          <w:rFonts w:ascii="Times New Roman" w:hAnsi="Times New Roman" w:cs="Times New Roman"/>
+          <w:sz w:val="28"/>
+          <w:szCs w:val="28"/>
+        </w:rPr>
+        <w:t xml:space="preserve"> suma = 0;</w:t>
+      </w:r>
+    </w:p>
+    <w:p>
+      <w:pPr>
+        <w:spacing w:line="240" w:lineRule="auto"/>
+        <w:jc w:val="both"/>
+        <w:rPr>
+          <w:rFonts w:ascii="Times New Roman" w:hAnsi="Times New Roman" w:cs="Times New Roman"/>
+          <w:sz w:val="28"/>
+          <w:szCs w:val="28"/>
+        </w:rPr>
+      </w:pPr>
+      <w:r>
+        <w:rPr>
+          <w:rFonts w:ascii="Times New Roman" w:hAnsi="Times New Roman" w:cs="Times New Roman"/>
+          <w:sz w:val="28"/>
+          <w:szCs w:val="28"/>
+        </w:rPr>
+        <w:t xml:space="preserve">        </w:t>
+      </w:r>
+      <w:proofErr w:type="spellStart"/>
+      <w:r>
+        <w:rPr>
+          <w:rFonts w:ascii="Times New Roman" w:hAnsi="Times New Roman" w:cs="Times New Roman"/>
+          <w:sz w:val="28"/>
+          <w:szCs w:val="28"/>
+        </w:rPr>
+        <w:t>float</w:t>
+      </w:r>
+      <w:proofErr w:type="spellEnd"/>
+      <w:r>
+        <w:rPr>
+          <w:rFonts w:ascii="Times New Roman" w:hAnsi="Times New Roman" w:cs="Times New Roman"/>
+          <w:sz w:val="28"/>
+          <w:szCs w:val="28"/>
+        </w:rPr>
+        <w:t xml:space="preserve"> </w:t>
+      </w:r>
+      <w:proofErr w:type="spellStart"/>
+      <w:r>
+        <w:rPr>
+          <w:rFonts w:ascii="Times New Roman" w:hAnsi="Times New Roman" w:cs="Times New Roman"/>
+          <w:sz w:val="28"/>
+          <w:szCs w:val="28"/>
+        </w:rPr>
+        <w:t>maximo</w:t>
+      </w:r>
+      <w:proofErr w:type="spellEnd"/>
+      <w:r>
+        <w:rPr>
+          <w:rFonts w:ascii="Times New Roman" w:hAnsi="Times New Roman" w:cs="Times New Roman"/>
+          <w:sz w:val="28"/>
+          <w:szCs w:val="28"/>
+        </w:rPr>
+        <w:t xml:space="preserve"> = calificaciones[0][j];</w:t>
+      </w:r>
+    </w:p>
+    <w:p>
+      <w:pPr>
+        <w:spacing w:line="240" w:lineRule="auto"/>
+        <w:jc w:val="both"/>
+        <w:rPr>
+          <w:rFonts w:ascii="Times New Roman" w:hAnsi="Times New Roman" w:cs="Times New Roman"/>
+          <w:sz w:val="28"/>
+          <w:szCs w:val="28"/>
+        </w:rPr>
+      </w:pPr>
+      <w:r>
+        <w:rPr>
+          <w:rFonts w:ascii="Times New Roman" w:hAnsi="Times New Roman" w:cs="Times New Roman"/>
+          <w:sz w:val="28"/>
+          <w:szCs w:val="28"/>
+        </w:rPr>
+        <w:t xml:space="preserve">        </w:t>
+      </w:r>
+      <w:proofErr w:type="spellStart"/>
+      <w:r>
+        <w:rPr>
+          <w:rFonts w:ascii="Times New Roman" w:hAnsi="Times New Roman" w:cs="Times New Roman"/>
+          <w:sz w:val="28"/>
+          <w:szCs w:val="28"/>
+        </w:rPr>
+        <w:t>float</w:t>
+      </w:r>
+      <w:proofErr w:type="spellEnd"/>
+      <w:r>
+        <w:rPr>
+          <w:rFonts w:ascii="Times New Roman" w:hAnsi="Times New Roman" w:cs="Times New Roman"/>
+          <w:sz w:val="28"/>
+          <w:szCs w:val="28"/>
+        </w:rPr>
+        <w:t xml:space="preserve"> </w:t>
+      </w:r>
+      <w:proofErr w:type="spellStart"/>
+      <w:r>
+        <w:rPr>
+          <w:rFonts w:ascii="Times New Roman" w:hAnsi="Times New Roman" w:cs="Times New Roman"/>
+          <w:sz w:val="28"/>
+          <w:szCs w:val="28"/>
+        </w:rPr>
+        <w:t>minimo</w:t>
+      </w:r>
+      <w:proofErr w:type="spellEnd"/>
+      <w:r>
+        <w:rPr>
+          <w:rFonts w:ascii="Times New Roman" w:hAnsi="Times New Roman" w:cs="Times New Roman"/>
+          <w:sz w:val="28"/>
+          <w:szCs w:val="28"/>
+        </w:rPr>
+        <w:t xml:space="preserve"> = calificaciones[0][j];</w:t>
+      </w:r>
+    </w:p>
+    <w:p>
+      <w:pPr>
+        <w:spacing w:line="240" w:lineRule="auto"/>
+        <w:jc w:val="both"/>
+        <w:rPr>
+          <w:rFonts w:ascii="Times New Roman" w:hAnsi="Times New Roman" w:cs="Times New Roman"/>
+          <w:sz w:val="28"/>
+          <w:szCs w:val="28"/>
+        </w:rPr>
+      </w:pPr>
+      <w:r>
+        <w:rPr>
+          <w:rFonts w:ascii="Times New Roman" w:hAnsi="Times New Roman" w:cs="Times New Roman"/>
+          <w:sz w:val="28"/>
+          <w:szCs w:val="28"/>
+        </w:rPr>
+        <w:t xml:space="preserve">        </w:t>
+      </w:r>
+      <w:proofErr w:type="spellStart"/>
+      <w:r>
+        <w:rPr>
+          <w:rFonts w:ascii="Times New Roman" w:hAnsi="Times New Roman" w:cs="Times New Roman"/>
+          <w:sz w:val="28"/>
+          <w:szCs w:val="28"/>
+        </w:rPr>
+        <w:t>int</w:t>
+      </w:r>
+      <w:proofErr w:type="spellEnd"/>
+      <w:r>
+        <w:rPr>
+          <w:rFonts w:ascii="Times New Roman" w:hAnsi="Times New Roman" w:cs="Times New Roman"/>
+          <w:sz w:val="28"/>
+          <w:szCs w:val="28"/>
+        </w:rPr>
+        <w:t xml:space="preserve"> aprobados = 0;</w:t>
+      </w:r>
+    </w:p>
+    <w:p>
+      <w:pPr>
+        <w:spacing w:line="240" w:lineRule="auto"/>
+        <w:jc w:val="both"/>
+        <w:rPr>
+          <w:rFonts w:ascii="Times New Roman" w:hAnsi="Times New Roman" w:cs="Times New Roman"/>
+          <w:sz w:val="28"/>
+          <w:szCs w:val="28"/>
+        </w:rPr>
+      </w:pPr>
+    </w:p>
+    <w:p>
+      <w:pPr>
+        <w:spacing w:line="240" w:lineRule="auto"/>
+        <w:jc w:val="both"/>
+        <w:rPr>
+          <w:rFonts w:ascii="Times New Roman" w:hAnsi="Times New Roman" w:cs="Times New Roman"/>
+          <w:sz w:val="28"/>
+          <w:szCs w:val="28"/>
+          <w:lang w:val="en-US"/>
+        </w:rPr>
+      </w:pPr>
+      <w:r>
+        <w:rPr>
+          <w:rFonts w:ascii="Times New Roman" w:hAnsi="Times New Roman" w:cs="Times New Roman"/>
+          <w:sz w:val="28"/>
+          <w:szCs w:val="28"/>
+        </w:rPr>
+        <w:t xml:space="preserve">        </w:t>
+      </w:r>
+      <w:r>
+        <w:rPr>
+          <w:rFonts w:ascii="Times New Roman" w:hAnsi="Times New Roman" w:cs="Times New Roman"/>
+          <w:sz w:val="28"/>
+          <w:szCs w:val="28"/>
+          <w:lang w:val="en-US"/>
+        </w:rPr>
+        <w:t>for (</w:t>
+      </w:r>
+      <w:proofErr w:type="spellStart"/>
+      <w:r>
+        <w:rPr>
+          <w:rFonts w:ascii="Times New Roman" w:hAnsi="Times New Roman" w:cs="Times New Roman"/>
+          <w:sz w:val="28"/>
+          <w:szCs w:val="28"/>
+          <w:lang w:val="en-US"/>
+        </w:rPr>
+        <w:t>i</w:t>
+      </w:r>
+      <w:proofErr w:type="spellEnd"/>
+      <w:r>
+        <w:rPr>
+          <w:rFonts w:ascii="Times New Roman" w:hAnsi="Times New Roman" w:cs="Times New Roman"/>
+          <w:sz w:val="28"/>
+          <w:szCs w:val="28"/>
+          <w:lang w:val="en-US"/>
+        </w:rPr>
+        <w:t xml:space="preserve"> = 0; </w:t>
+      </w:r>
+      <w:proofErr w:type="spellStart"/>
+      <w:r>
+        <w:rPr>
+          <w:rFonts w:ascii="Times New Roman" w:hAnsi="Times New Roman" w:cs="Times New Roman"/>
+          <w:sz w:val="28"/>
+          <w:szCs w:val="28"/>
+          <w:lang w:val="en-US"/>
+        </w:rPr>
+        <w:t>i</w:t>
+      </w:r>
+      <w:proofErr w:type="spellEnd"/>
+      <w:r>
+        <w:rPr>
+          <w:rFonts w:ascii="Times New Roman" w:hAnsi="Times New Roman" w:cs="Times New Roman"/>
+          <w:sz w:val="28"/>
+          <w:szCs w:val="28"/>
+          <w:lang w:val="en-US"/>
+        </w:rPr>
+        <w:t xml:space="preserve"> &lt; ESTUDIANTES; </w:t>
+      </w:r>
+      <w:proofErr w:type="spellStart"/>
+      <w:r>
+        <w:rPr>
+          <w:rFonts w:ascii="Times New Roman" w:hAnsi="Times New Roman" w:cs="Times New Roman"/>
+          <w:sz w:val="28"/>
+          <w:szCs w:val="28"/>
+          <w:lang w:val="en-US"/>
+        </w:rPr>
+        <w:t>i</w:t>
+      </w:r>
+      <w:proofErr w:type="spellEnd"/>
+      <w:r>
+        <w:rPr>
+          <w:rFonts w:ascii="Times New Roman" w:hAnsi="Times New Roman" w:cs="Times New Roman"/>
+          <w:sz w:val="28"/>
+          <w:szCs w:val="28"/>
+          <w:lang w:val="en-US"/>
+        </w:rPr>
+        <w:t>++) {</w:t>
+      </w:r>
+    </w:p>
+    <w:p>
+      <w:pPr>
+        <w:spacing w:line="240" w:lineRule="auto"/>
+        <w:jc w:val="both"/>
+        <w:rPr>
+          <w:rFonts w:ascii="Times New Roman" w:hAnsi="Times New Roman" w:cs="Times New Roman"/>
+          <w:sz w:val="28"/>
+          <w:szCs w:val="28"/>
+        </w:rPr>
+      </w:pPr>
+      <w:r>
+        <w:rPr>
+          <w:rFonts w:ascii="Times New Roman" w:hAnsi="Times New Roman" w:cs="Times New Roman"/>
+          <w:sz w:val="28"/>
+          <w:szCs w:val="28"/>
+          <w:lang w:val="en-US"/>
+        </w:rPr>
+        <w:t xml:space="preserve">            </w:t>
+      </w:r>
+      <w:r>
+        <w:rPr>
+          <w:rFonts w:ascii="Times New Roman" w:hAnsi="Times New Roman" w:cs="Times New Roman"/>
+          <w:sz w:val="28"/>
+          <w:szCs w:val="28"/>
+        </w:rPr>
+        <w:t>suma = suma + calificaciones[i][j];</w:t>
+      </w:r>
+    </w:p>
+    <w:p>
+      <w:pPr>
+        <w:spacing w:line="240" w:lineRule="auto"/>
+        <w:jc w:val="both"/>
+        <w:rPr>
+          <w:rFonts w:ascii="Times New Roman" w:hAnsi="Times New Roman" w:cs="Times New Roman"/>
+          <w:sz w:val="28"/>
+          <w:szCs w:val="28"/>
+        </w:rPr>
+      </w:pPr>
+    </w:p>
+    <w:p>
+      <w:pPr>
+        <w:spacing w:line="240" w:lineRule="auto"/>
+        <w:jc w:val="both"/>
+        <w:rPr>
+          <w:rFonts w:ascii="Times New Roman" w:hAnsi="Times New Roman" w:cs="Times New Roman"/>
+          <w:sz w:val="28"/>
+          <w:szCs w:val="28"/>
+        </w:rPr>
+      </w:pPr>
+      <w:r>
+        <w:rPr>
+          <w:rFonts w:ascii="Times New Roman" w:hAnsi="Times New Roman" w:cs="Times New Roman"/>
+          <w:sz w:val="28"/>
+          <w:szCs w:val="28"/>
+        </w:rPr>
+        <w:t xml:space="preserve">            </w:t>
+      </w:r>
+      <w:proofErr w:type="spellStart"/>
+      <w:r>
+        <w:rPr>
+          <w:rFonts w:ascii="Times New Roman" w:hAnsi="Times New Roman" w:cs="Times New Roman"/>
+          <w:sz w:val="28"/>
+          <w:szCs w:val="28"/>
+        </w:rPr>
+        <w:t>if</w:t>
+      </w:r>
+      <w:proofErr w:type="spellEnd"/>
+      <w:r>
+        <w:rPr>
+          <w:rFonts w:ascii="Times New Roman" w:hAnsi="Times New Roman" w:cs="Times New Roman"/>
+          <w:sz w:val="28"/>
+          <w:szCs w:val="28"/>
+        </w:rPr>
+        <w:t xml:space="preserve"> (calificaciones[i][j] &gt; </w:t>
+      </w:r>
+      <w:proofErr w:type="spellStart"/>
+      <w:r>
+        <w:rPr>
+          <w:rFonts w:ascii="Times New Roman" w:hAnsi="Times New Roman" w:cs="Times New Roman"/>
+          <w:sz w:val="28"/>
+          <w:szCs w:val="28"/>
+        </w:rPr>
+        <w:t>maximo</w:t>
+      </w:r>
+      <w:proofErr w:type="spellEnd"/>
+      <w:r>
+        <w:rPr>
+          <w:rFonts w:ascii="Times New Roman" w:hAnsi="Times New Roman" w:cs="Times New Roman"/>
+          <w:sz w:val="28"/>
+          <w:szCs w:val="28"/>
+        </w:rPr>
+        <w:t>) {</w:t>
+      </w:r>
+    </w:p>
+    <w:p>
+      <w:pPr>
+        <w:spacing w:line="240" w:lineRule="auto"/>
+        <w:jc w:val="both"/>
+        <w:rPr>
+          <w:rFonts w:ascii="Times New Roman" w:hAnsi="Times New Roman" w:cs="Times New Roman"/>
+          <w:sz w:val="28"/>
+          <w:szCs w:val="28"/>
+        </w:rPr>
+      </w:pPr>
+      <w:r>
+        <w:rPr>
+          <w:rFonts w:ascii="Times New Roman" w:hAnsi="Times New Roman" w:cs="Times New Roman"/>
+          <w:sz w:val="28"/>
+          <w:szCs w:val="28"/>
+        </w:rPr>
+        <w:lastRenderedPageBreak/>
+        <w:t xml:space="preserve">                </w:t>
+      </w:r>
+      <w:proofErr w:type="spellStart"/>
+      <w:r>
+        <w:rPr>
+          <w:rFonts w:ascii="Times New Roman" w:hAnsi="Times New Roman" w:cs="Times New Roman"/>
+          <w:sz w:val="28"/>
+          <w:szCs w:val="28"/>
+        </w:rPr>
+        <w:t>maximo</w:t>
+      </w:r>
+      <w:proofErr w:type="spellEnd"/>
+      <w:r>
+        <w:rPr>
+          <w:rFonts w:ascii="Times New Roman" w:hAnsi="Times New Roman" w:cs="Times New Roman"/>
+          <w:sz w:val="28"/>
+          <w:szCs w:val="28"/>
+        </w:rPr>
+        <w:t xml:space="preserve"> = calificaciones[i][j];</w:t>
+      </w:r>
+    </w:p>
+    <w:p>
+      <w:pPr>
+        <w:spacing w:line="240" w:lineRule="auto"/>
+        <w:jc w:val="both"/>
+        <w:rPr>
+          <w:rFonts w:ascii="Times New Roman" w:hAnsi="Times New Roman" w:cs="Times New Roman"/>
+          <w:sz w:val="28"/>
+          <w:szCs w:val="28"/>
+        </w:rPr>
+      </w:pPr>
+      <w:r>
+        <w:rPr>
+          <w:rFonts w:ascii="Times New Roman" w:hAnsi="Times New Roman" w:cs="Times New Roman"/>
+          <w:sz w:val="28"/>
+          <w:szCs w:val="28"/>
+        </w:rPr>
+        <w:t>            }</w:t>
+      </w:r>
+    </w:p>
+    <w:p>
+      <w:pPr>
+        <w:spacing w:line="240" w:lineRule="auto"/>
+        <w:jc w:val="both"/>
+        <w:rPr>
+          <w:rFonts w:ascii="Times New Roman" w:hAnsi="Times New Roman" w:cs="Times New Roman"/>
+          <w:sz w:val="28"/>
+          <w:szCs w:val="28"/>
+        </w:rPr>
+      </w:pPr>
+    </w:p>
+    <w:p>
+      <w:pPr>
+        <w:spacing w:line="240" w:lineRule="auto"/>
+        <w:jc w:val="both"/>
+        <w:rPr>
+          <w:rFonts w:ascii="Times New Roman" w:hAnsi="Times New Roman" w:cs="Times New Roman"/>
+          <w:sz w:val="28"/>
+          <w:szCs w:val="28"/>
+        </w:rPr>
+      </w:pPr>
+      <w:r>
+        <w:rPr>
+          <w:rFonts w:ascii="Times New Roman" w:hAnsi="Times New Roman" w:cs="Times New Roman"/>
+          <w:sz w:val="28"/>
+          <w:szCs w:val="28"/>
+        </w:rPr>
+        <w:t xml:space="preserve">            </w:t>
+      </w:r>
+      <w:proofErr w:type="spellStart"/>
+      <w:r>
+        <w:rPr>
+          <w:rFonts w:ascii="Times New Roman" w:hAnsi="Times New Roman" w:cs="Times New Roman"/>
+          <w:sz w:val="28"/>
+          <w:szCs w:val="28"/>
+        </w:rPr>
+        <w:t>if</w:t>
+      </w:r>
+      <w:proofErr w:type="spellEnd"/>
+      <w:r>
+        <w:rPr>
+          <w:rFonts w:ascii="Times New Roman" w:hAnsi="Times New Roman" w:cs="Times New Roman"/>
+          <w:sz w:val="28"/>
+          <w:szCs w:val="28"/>
+        </w:rPr>
+        <w:t xml:space="preserve"> (calificaciones[i][j] &lt; </w:t>
+      </w:r>
+      <w:proofErr w:type="spellStart"/>
+      <w:r>
+        <w:rPr>
+          <w:rFonts w:ascii="Times New Roman" w:hAnsi="Times New Roman" w:cs="Times New Roman"/>
+          <w:sz w:val="28"/>
+          <w:szCs w:val="28"/>
+        </w:rPr>
+        <w:t>minimo</w:t>
+      </w:r>
+      <w:proofErr w:type="spellEnd"/>
+      <w:r>
+        <w:rPr>
+          <w:rFonts w:ascii="Times New Roman" w:hAnsi="Times New Roman" w:cs="Times New Roman"/>
+          <w:sz w:val="28"/>
+          <w:szCs w:val="28"/>
+        </w:rPr>
+        <w:t>) {</w:t>
+      </w:r>
+    </w:p>
+    <w:p>
+      <w:pPr>
+        <w:spacing w:line="240" w:lineRule="auto"/>
+        <w:jc w:val="both"/>
+        <w:rPr>
+          <w:rFonts w:ascii="Times New Roman" w:hAnsi="Times New Roman" w:cs="Times New Roman"/>
+          <w:sz w:val="28"/>
+          <w:szCs w:val="28"/>
+        </w:rPr>
+      </w:pPr>
+      <w:r>
+        <w:rPr>
+          <w:rFonts w:ascii="Times New Roman" w:hAnsi="Times New Roman" w:cs="Times New Roman"/>
+          <w:sz w:val="28"/>
+          <w:szCs w:val="28"/>
+        </w:rPr>
+        <w:t xml:space="preserve">                </w:t>
+      </w:r>
+      <w:proofErr w:type="spellStart"/>
+      <w:r>
+        <w:rPr>
+          <w:rFonts w:ascii="Times New Roman" w:hAnsi="Times New Roman" w:cs="Times New Roman"/>
+          <w:sz w:val="28"/>
+          <w:szCs w:val="28"/>
+        </w:rPr>
+        <w:t>minimo</w:t>
+      </w:r>
+      <w:proofErr w:type="spellEnd"/>
+      <w:r>
+        <w:rPr>
+          <w:rFonts w:ascii="Times New Roman" w:hAnsi="Times New Roman" w:cs="Times New Roman"/>
+          <w:sz w:val="28"/>
+          <w:szCs w:val="28"/>
+        </w:rPr>
+        <w:t xml:space="preserve"> = calificaciones[i][j];</w:t>
+      </w:r>
+    </w:p>
+    <w:p>
+      <w:pPr>
+        <w:spacing w:line="240" w:lineRule="auto"/>
+        <w:jc w:val="both"/>
+        <w:rPr>
+          <w:rFonts w:ascii="Times New Roman" w:hAnsi="Times New Roman" w:cs="Times New Roman"/>
+          <w:sz w:val="28"/>
+          <w:szCs w:val="28"/>
+        </w:rPr>
+      </w:pPr>
+      <w:r>
+        <w:rPr>
+          <w:rFonts w:ascii="Times New Roman" w:hAnsi="Times New Roman" w:cs="Times New Roman"/>
+          <w:sz w:val="28"/>
+          <w:szCs w:val="28"/>
+        </w:rPr>
+        <w:t>            }</w:t>
+      </w:r>
+    </w:p>
+    <w:p>
+      <w:pPr>
+        <w:spacing w:line="240" w:lineRule="auto"/>
+        <w:jc w:val="both"/>
+        <w:rPr>
+          <w:rFonts w:ascii="Times New Roman" w:hAnsi="Times New Roman" w:cs="Times New Roman"/>
+          <w:sz w:val="28"/>
+          <w:szCs w:val="28"/>
+        </w:rPr>
+      </w:pPr>
+    </w:p>
+    <w:p>
+      <w:pPr>
+        <w:spacing w:line="240" w:lineRule="auto"/>
+        <w:jc w:val="both"/>
+        <w:rPr>
+          <w:rFonts w:ascii="Times New Roman" w:hAnsi="Times New Roman" w:cs="Times New Roman"/>
+          <w:sz w:val="28"/>
+          <w:szCs w:val="28"/>
+        </w:rPr>
+      </w:pPr>
+      <w:r>
+        <w:rPr>
+          <w:rFonts w:ascii="Times New Roman" w:hAnsi="Times New Roman" w:cs="Times New Roman"/>
+          <w:sz w:val="28"/>
+          <w:szCs w:val="28"/>
+        </w:rPr>
+        <w:t xml:space="preserve">            </w:t>
+      </w:r>
+      <w:proofErr w:type="spellStart"/>
+      <w:r>
+        <w:rPr>
+          <w:rFonts w:ascii="Times New Roman" w:hAnsi="Times New Roman" w:cs="Times New Roman"/>
+          <w:sz w:val="28"/>
+          <w:szCs w:val="28"/>
+        </w:rPr>
+        <w:t>if</w:t>
+      </w:r>
+      <w:proofErr w:type="spellEnd"/>
+      <w:r>
+        <w:rPr>
+          <w:rFonts w:ascii="Times New Roman" w:hAnsi="Times New Roman" w:cs="Times New Roman"/>
+          <w:sz w:val="28"/>
+          <w:szCs w:val="28"/>
+        </w:rPr>
+        <w:t xml:space="preserve"> (calificaciones[i][j] &gt;= NOTA_APROBATORIA) {</w:t>
+      </w:r>
+    </w:p>
+    <w:p>
+      <w:pPr>
+        <w:spacing w:line="240" w:lineRule="auto"/>
+        <w:jc w:val="both"/>
+        <w:rPr>
+          <w:rFonts w:ascii="Times New Roman" w:hAnsi="Times New Roman" w:cs="Times New Roman"/>
+          <w:sz w:val="28"/>
+          <w:szCs w:val="28"/>
+        </w:rPr>
+      </w:pPr>
+      <w:r>
+        <w:rPr>
+          <w:rFonts w:ascii="Times New Roman" w:hAnsi="Times New Roman" w:cs="Times New Roman"/>
+          <w:sz w:val="28"/>
+          <w:szCs w:val="28"/>
+        </w:rPr>
+        <w:t>                aprobados++;</w:t>
+      </w:r>
+    </w:p>
+    <w:p>
+      <w:pPr>
+        <w:spacing w:line="240" w:lineRule="auto"/>
+        <w:jc w:val="both"/>
+        <w:rPr>
+          <w:rFonts w:ascii="Times New Roman" w:hAnsi="Times New Roman" w:cs="Times New Roman"/>
+          <w:sz w:val="28"/>
+          <w:szCs w:val="28"/>
+        </w:rPr>
+      </w:pPr>
+      <w:r>
+        <w:rPr>
+          <w:rFonts w:ascii="Times New Roman" w:hAnsi="Times New Roman" w:cs="Times New Roman"/>
+          <w:sz w:val="28"/>
+          <w:szCs w:val="28"/>
+        </w:rPr>
+        <w:t>            }</w:t>
+      </w:r>
+    </w:p>
+    <w:p>
+      <w:pPr>
+        <w:spacing w:line="240" w:lineRule="auto"/>
+        <w:jc w:val="both"/>
+        <w:rPr>
+          <w:rFonts w:ascii="Times New Roman" w:hAnsi="Times New Roman" w:cs="Times New Roman"/>
+          <w:sz w:val="28"/>
+          <w:szCs w:val="28"/>
+        </w:rPr>
+      </w:pPr>
+      <w:r>
+        <w:rPr>
+          <w:rFonts w:ascii="Times New Roman" w:hAnsi="Times New Roman" w:cs="Times New Roman"/>
+          <w:sz w:val="28"/>
+          <w:szCs w:val="28"/>
+        </w:rPr>
+        <w:t>        }</w:t>
+      </w:r>
+    </w:p>
+    <w:p>
+      <w:pPr>
+        <w:spacing w:line="240" w:lineRule="auto"/>
+        <w:jc w:val="both"/>
+        <w:rPr>
+          <w:rFonts w:ascii="Times New Roman" w:hAnsi="Times New Roman" w:cs="Times New Roman"/>
+          <w:sz w:val="28"/>
+          <w:szCs w:val="28"/>
+        </w:rPr>
+      </w:pPr>
+    </w:p>
+    <w:p>
+      <w:pPr>
+        <w:spacing w:line="240" w:lineRule="auto"/>
+        <w:jc w:val="both"/>
+        <w:rPr>
+          <w:rFonts w:ascii="Times New Roman" w:hAnsi="Times New Roman" w:cs="Times New Roman"/>
+          <w:sz w:val="28"/>
+          <w:szCs w:val="28"/>
+        </w:rPr>
+      </w:pPr>
+      <w:r>
+        <w:rPr>
+          <w:rFonts w:ascii="Times New Roman" w:hAnsi="Times New Roman" w:cs="Times New Roman"/>
+          <w:sz w:val="28"/>
+          <w:szCs w:val="28"/>
+        </w:rPr>
+        <w:t xml:space="preserve">        </w:t>
+      </w:r>
+      <w:proofErr w:type="spellStart"/>
+      <w:r>
+        <w:rPr>
+          <w:rFonts w:ascii="Times New Roman" w:hAnsi="Times New Roman" w:cs="Times New Roman"/>
+          <w:sz w:val="28"/>
+          <w:szCs w:val="28"/>
+        </w:rPr>
+        <w:t>float</w:t>
+      </w:r>
+      <w:proofErr w:type="spellEnd"/>
+      <w:r>
+        <w:rPr>
+          <w:rFonts w:ascii="Times New Roman" w:hAnsi="Times New Roman" w:cs="Times New Roman"/>
+          <w:sz w:val="28"/>
+          <w:szCs w:val="28"/>
+        </w:rPr>
+        <w:t xml:space="preserve"> promedio = suma / ESTUDIANTES;</w:t>
+      </w:r>
+    </w:p>
+    <w:p>
+      <w:pPr>
+        <w:spacing w:line="240" w:lineRule="auto"/>
+        <w:jc w:val="both"/>
+        <w:rPr>
+          <w:rFonts w:ascii="Times New Roman" w:hAnsi="Times New Roman" w:cs="Times New Roman"/>
+          <w:sz w:val="28"/>
+          <w:szCs w:val="28"/>
+        </w:rPr>
+      </w:pPr>
+      <w:r>
+        <w:rPr>
+          <w:rFonts w:ascii="Times New Roman" w:hAnsi="Times New Roman" w:cs="Times New Roman"/>
+          <w:sz w:val="28"/>
+          <w:szCs w:val="28"/>
+        </w:rPr>
+        <w:t xml:space="preserve">        </w:t>
+      </w:r>
+      <w:proofErr w:type="spellStart"/>
+      <w:r>
+        <w:rPr>
+          <w:rFonts w:ascii="Times New Roman" w:hAnsi="Times New Roman" w:cs="Times New Roman"/>
+          <w:sz w:val="28"/>
+          <w:szCs w:val="28"/>
+        </w:rPr>
+        <w:t>int</w:t>
+      </w:r>
+      <w:proofErr w:type="spellEnd"/>
+      <w:r>
+        <w:rPr>
+          <w:rFonts w:ascii="Times New Roman" w:hAnsi="Times New Roman" w:cs="Times New Roman"/>
+          <w:sz w:val="28"/>
+          <w:szCs w:val="28"/>
+        </w:rPr>
+        <w:t xml:space="preserve"> reprobados = ESTUDIANTES - aprobados;</w:t>
+      </w:r>
+    </w:p>
+    <w:p>
+      <w:pPr>
+        <w:spacing w:line="240" w:lineRule="auto"/>
+        <w:jc w:val="both"/>
+        <w:rPr>
+          <w:rFonts w:ascii="Times New Roman" w:hAnsi="Times New Roman" w:cs="Times New Roman"/>
+          <w:sz w:val="28"/>
+          <w:szCs w:val="28"/>
+        </w:rPr>
+      </w:pPr>
+    </w:p>
+    <w:p>
+      <w:pPr>
+        <w:spacing w:line="240" w:lineRule="auto"/>
+        <w:jc w:val="both"/>
+        <w:rPr>
+          <w:rFonts w:ascii="Times New Roman" w:hAnsi="Times New Roman" w:cs="Times New Roman"/>
+          <w:sz w:val="28"/>
+          <w:szCs w:val="28"/>
+        </w:rPr>
+      </w:pPr>
+      <w:r>
+        <w:rPr>
+          <w:rFonts w:ascii="Times New Roman" w:hAnsi="Times New Roman" w:cs="Times New Roman"/>
+          <w:sz w:val="28"/>
+          <w:szCs w:val="28"/>
+        </w:rPr>
+        <w:t xml:space="preserve">        </w:t>
+      </w:r>
+      <w:proofErr w:type="spellStart"/>
+      <w:proofErr w:type="gramStart"/>
+      <w:r>
+        <w:rPr>
+          <w:rFonts w:ascii="Times New Roman" w:hAnsi="Times New Roman" w:cs="Times New Roman"/>
+          <w:sz w:val="28"/>
+          <w:szCs w:val="28"/>
+        </w:rPr>
+        <w:t>printf</w:t>
+      </w:r>
+      <w:proofErr w:type="spellEnd"/>
+      <w:r>
+        <w:rPr>
+          <w:rFonts w:ascii="Times New Roman" w:hAnsi="Times New Roman" w:cs="Times New Roman"/>
+          <w:sz w:val="28"/>
+          <w:szCs w:val="28"/>
+        </w:rPr>
+        <w:t>(</w:t>
+      </w:r>
+      <w:proofErr w:type="gramEnd"/>
+      <w:r>
+        <w:rPr>
+          <w:rFonts w:ascii="Times New Roman" w:hAnsi="Times New Roman" w:cs="Times New Roman"/>
+          <w:sz w:val="28"/>
+          <w:szCs w:val="28"/>
+        </w:rPr>
+        <w:t>"Asignatura %d\n", j + 1);</w:t>
+      </w:r>
+    </w:p>
+    <w:p>
+      <w:pPr>
+        <w:spacing w:line="240" w:lineRule="auto"/>
+        <w:jc w:val="both"/>
+        <w:rPr>
+          <w:rFonts w:ascii="Times New Roman" w:hAnsi="Times New Roman" w:cs="Times New Roman"/>
+          <w:sz w:val="28"/>
+          <w:szCs w:val="28"/>
+        </w:rPr>
+      </w:pPr>
+      <w:r>
+        <w:rPr>
+          <w:rFonts w:ascii="Times New Roman" w:hAnsi="Times New Roman" w:cs="Times New Roman"/>
+          <w:sz w:val="28"/>
+          <w:szCs w:val="28"/>
+        </w:rPr>
+        <w:t xml:space="preserve">        </w:t>
+      </w:r>
+      <w:proofErr w:type="spellStart"/>
+      <w:proofErr w:type="gramStart"/>
+      <w:r>
+        <w:rPr>
+          <w:rFonts w:ascii="Times New Roman" w:hAnsi="Times New Roman" w:cs="Times New Roman"/>
+          <w:sz w:val="28"/>
+          <w:szCs w:val="28"/>
+        </w:rPr>
+        <w:t>printf</w:t>
+      </w:r>
+      <w:proofErr w:type="spellEnd"/>
+      <w:r>
+        <w:rPr>
+          <w:rFonts w:ascii="Times New Roman" w:hAnsi="Times New Roman" w:cs="Times New Roman"/>
+          <w:sz w:val="28"/>
+          <w:szCs w:val="28"/>
+        </w:rPr>
+        <w:t>(</w:t>
+      </w:r>
+      <w:proofErr w:type="gramEnd"/>
+      <w:r>
+        <w:rPr>
+          <w:rFonts w:ascii="Times New Roman" w:hAnsi="Times New Roman" w:cs="Times New Roman"/>
+          <w:sz w:val="28"/>
+          <w:szCs w:val="28"/>
+        </w:rPr>
+        <w:t>"  Promedio: %.2f\n", promedio);</w:t>
+      </w:r>
+    </w:p>
+    <w:p>
+      <w:pPr>
+        <w:spacing w:line="240" w:lineRule="auto"/>
+        <w:jc w:val="both"/>
+        <w:rPr>
+          <w:rFonts w:ascii="Times New Roman" w:hAnsi="Times New Roman" w:cs="Times New Roman"/>
+          <w:sz w:val="28"/>
+          <w:szCs w:val="28"/>
+        </w:rPr>
+      </w:pPr>
+      <w:r>
+        <w:rPr>
+          <w:rFonts w:ascii="Times New Roman" w:hAnsi="Times New Roman" w:cs="Times New Roman"/>
+          <w:sz w:val="28"/>
+          <w:szCs w:val="28"/>
+        </w:rPr>
+        <w:t xml:space="preserve">        </w:t>
+      </w:r>
+      <w:proofErr w:type="spellStart"/>
+      <w:proofErr w:type="gramStart"/>
+      <w:r>
+        <w:rPr>
+          <w:rFonts w:ascii="Times New Roman" w:hAnsi="Times New Roman" w:cs="Times New Roman"/>
+          <w:sz w:val="28"/>
+          <w:szCs w:val="28"/>
+        </w:rPr>
+        <w:t>printf</w:t>
+      </w:r>
+      <w:proofErr w:type="spellEnd"/>
+      <w:r>
+        <w:rPr>
+          <w:rFonts w:ascii="Times New Roman" w:hAnsi="Times New Roman" w:cs="Times New Roman"/>
+          <w:sz w:val="28"/>
+          <w:szCs w:val="28"/>
+        </w:rPr>
+        <w:t>(</w:t>
+      </w:r>
+      <w:proofErr w:type="gramEnd"/>
+      <w:r>
+        <w:rPr>
+          <w:rFonts w:ascii="Times New Roman" w:hAnsi="Times New Roman" w:cs="Times New Roman"/>
+          <w:sz w:val="28"/>
+          <w:szCs w:val="28"/>
+        </w:rPr>
+        <w:t xml:space="preserve">"  Mejor nota: %.2f\n", </w:t>
+      </w:r>
+      <w:proofErr w:type="spellStart"/>
+      <w:r>
+        <w:rPr>
+          <w:rFonts w:ascii="Times New Roman" w:hAnsi="Times New Roman" w:cs="Times New Roman"/>
+          <w:sz w:val="28"/>
+          <w:szCs w:val="28"/>
+        </w:rPr>
+        <w:t>maximo</w:t>
+      </w:r>
+      <w:proofErr w:type="spellEnd"/>
+      <w:r>
+        <w:rPr>
+          <w:rFonts w:ascii="Times New Roman" w:hAnsi="Times New Roman" w:cs="Times New Roman"/>
+          <w:sz w:val="28"/>
+          <w:szCs w:val="28"/>
+        </w:rPr>
+        <w:t>);</w:t>
+      </w:r>
+    </w:p>
+    <w:p>
+      <w:pPr>
+        <w:spacing w:line="240" w:lineRule="auto"/>
+        <w:jc w:val="both"/>
+        <w:rPr>
+          <w:rFonts w:ascii="Times New Roman" w:hAnsi="Times New Roman" w:cs="Times New Roman"/>
+          <w:sz w:val="28"/>
+          <w:szCs w:val="28"/>
+        </w:rPr>
+      </w:pPr>
+      <w:r>
+        <w:rPr>
+          <w:rFonts w:ascii="Times New Roman" w:hAnsi="Times New Roman" w:cs="Times New Roman"/>
+          <w:sz w:val="28"/>
+          <w:szCs w:val="28"/>
+        </w:rPr>
+        <w:t xml:space="preserve">        </w:t>
+      </w:r>
+      <w:proofErr w:type="spellStart"/>
+      <w:proofErr w:type="gramStart"/>
+      <w:r>
+        <w:rPr>
+          <w:rFonts w:ascii="Times New Roman" w:hAnsi="Times New Roman" w:cs="Times New Roman"/>
+          <w:sz w:val="28"/>
+          <w:szCs w:val="28"/>
+        </w:rPr>
+        <w:t>printf</w:t>
+      </w:r>
+      <w:proofErr w:type="spellEnd"/>
+      <w:r>
+        <w:rPr>
+          <w:rFonts w:ascii="Times New Roman" w:hAnsi="Times New Roman" w:cs="Times New Roman"/>
+          <w:sz w:val="28"/>
+          <w:szCs w:val="28"/>
+        </w:rPr>
+        <w:t>(</w:t>
+      </w:r>
+      <w:proofErr w:type="gramEnd"/>
+      <w:r>
+        <w:rPr>
+          <w:rFonts w:ascii="Times New Roman" w:hAnsi="Times New Roman" w:cs="Times New Roman"/>
+          <w:sz w:val="28"/>
+          <w:szCs w:val="28"/>
+        </w:rPr>
+        <w:t xml:space="preserve">"  Peor nota: %.2f\n", </w:t>
+      </w:r>
+      <w:proofErr w:type="spellStart"/>
+      <w:r>
+        <w:rPr>
+          <w:rFonts w:ascii="Times New Roman" w:hAnsi="Times New Roman" w:cs="Times New Roman"/>
+          <w:sz w:val="28"/>
+          <w:szCs w:val="28"/>
+        </w:rPr>
+        <w:t>minimo</w:t>
+      </w:r>
+      <w:proofErr w:type="spellEnd"/>
+      <w:r>
+        <w:rPr>
+          <w:rFonts w:ascii="Times New Roman" w:hAnsi="Times New Roman" w:cs="Times New Roman"/>
+          <w:sz w:val="28"/>
+          <w:szCs w:val="28"/>
+        </w:rPr>
+        <w:t>);</w:t>
+      </w:r>
+    </w:p>
+    <w:p>
+      <w:pPr>
+        <w:spacing w:line="240" w:lineRule="auto"/>
+        <w:jc w:val="both"/>
+        <w:rPr>
+          <w:rFonts w:ascii="Times New Roman" w:hAnsi="Times New Roman" w:cs="Times New Roman"/>
+          <w:sz w:val="28"/>
+          <w:szCs w:val="28"/>
+        </w:rPr>
+      </w:pPr>
+      <w:r>
+        <w:rPr>
+          <w:rFonts w:ascii="Times New Roman" w:hAnsi="Times New Roman" w:cs="Times New Roman"/>
+          <w:sz w:val="28"/>
+          <w:szCs w:val="28"/>
+        </w:rPr>
+        <w:t xml:space="preserve">        </w:t>
+      </w:r>
+      <w:proofErr w:type="spellStart"/>
+      <w:proofErr w:type="gramStart"/>
+      <w:r>
+        <w:rPr>
+          <w:rFonts w:ascii="Times New Roman" w:hAnsi="Times New Roman" w:cs="Times New Roman"/>
+          <w:sz w:val="28"/>
+          <w:szCs w:val="28"/>
+        </w:rPr>
+        <w:t>printf</w:t>
+      </w:r>
+      <w:proofErr w:type="spellEnd"/>
+      <w:r>
+        <w:rPr>
+          <w:rFonts w:ascii="Times New Roman" w:hAnsi="Times New Roman" w:cs="Times New Roman"/>
+          <w:sz w:val="28"/>
+          <w:szCs w:val="28"/>
+        </w:rPr>
+        <w:t>(</w:t>
+      </w:r>
+      <w:proofErr w:type="gramEnd"/>
+      <w:r>
+        <w:rPr>
+          <w:rFonts w:ascii="Times New Roman" w:hAnsi="Times New Roman" w:cs="Times New Roman"/>
+          <w:sz w:val="28"/>
+          <w:szCs w:val="28"/>
+        </w:rPr>
+        <w:t>"  Aprobados: %d\n", aprobados);</w:t>
+      </w:r>
+    </w:p>
+    <w:p>
+      <w:pPr>
+        <w:spacing w:line="240" w:lineRule="auto"/>
+        <w:jc w:val="both"/>
+        <w:rPr>
+          <w:rFonts w:ascii="Times New Roman" w:hAnsi="Times New Roman" w:cs="Times New Roman"/>
+          <w:sz w:val="28"/>
+          <w:szCs w:val="28"/>
+        </w:rPr>
+      </w:pPr>
+      <w:r>
+        <w:rPr>
+          <w:rFonts w:ascii="Times New Roman" w:hAnsi="Times New Roman" w:cs="Times New Roman"/>
+          <w:sz w:val="28"/>
+          <w:szCs w:val="28"/>
+        </w:rPr>
+        <w:t xml:space="preserve">        </w:t>
+      </w:r>
+      <w:proofErr w:type="spellStart"/>
+      <w:proofErr w:type="gramStart"/>
+      <w:r>
+        <w:rPr>
+          <w:rFonts w:ascii="Times New Roman" w:hAnsi="Times New Roman" w:cs="Times New Roman"/>
+          <w:sz w:val="28"/>
+          <w:szCs w:val="28"/>
+        </w:rPr>
+        <w:t>printf</w:t>
+      </w:r>
+      <w:proofErr w:type="spellEnd"/>
+      <w:r>
+        <w:rPr>
+          <w:rFonts w:ascii="Times New Roman" w:hAnsi="Times New Roman" w:cs="Times New Roman"/>
+          <w:sz w:val="28"/>
+          <w:szCs w:val="28"/>
+        </w:rPr>
+        <w:t>(</w:t>
+      </w:r>
+      <w:proofErr w:type="gramEnd"/>
+      <w:r>
+        <w:rPr>
+          <w:rFonts w:ascii="Times New Roman" w:hAnsi="Times New Roman" w:cs="Times New Roman"/>
+          <w:sz w:val="28"/>
+          <w:szCs w:val="28"/>
+        </w:rPr>
+        <w:t>"  Reprobados: %d\n\n", reprobados);</w:t>
+      </w:r>
+    </w:p>
+    <w:p>
+      <w:pPr>
+        <w:spacing w:line="240" w:lineRule="auto"/>
+        <w:jc w:val="both"/>
+        <w:rPr>
+          <w:rFonts w:ascii="Times New Roman" w:hAnsi="Times New Roman" w:cs="Times New Roman"/>
+          <w:sz w:val="28"/>
+          <w:szCs w:val="28"/>
+        </w:rPr>
+      </w:pPr>
+      <w:r>
+        <w:rPr>
+          <w:rFonts w:ascii="Times New Roman" w:hAnsi="Times New Roman" w:cs="Times New Roman"/>
+          <w:sz w:val="28"/>
+          <w:szCs w:val="28"/>
+        </w:rPr>
+        <w:t>    }</w:t>
+      </w:r>
+    </w:p>
+    <w:p>
+      <w:pPr>
+        <w:spacing w:line="240" w:lineRule="auto"/>
+        <w:jc w:val="both"/>
+        <w:rPr>
+          <w:rFonts w:ascii="Times New Roman" w:hAnsi="Times New Roman" w:cs="Times New Roman"/>
+          <w:sz w:val="28"/>
+          <w:szCs w:val="28"/>
+        </w:rPr>
+      </w:pPr>
+    </w:p>
+    <w:p>
+      <w:pPr>
+        <w:spacing w:line="240" w:lineRule="auto"/>
+        <w:jc w:val="both"/>
+        <w:rPr>
+          <w:rFonts w:ascii="Times New Roman" w:hAnsi="Times New Roman" w:cs="Times New Roman"/>
+          <w:sz w:val="28"/>
+          <w:szCs w:val="28"/>
+        </w:rPr>
+      </w:pPr>
+      <w:r>
+        <w:rPr>
+          <w:rFonts w:ascii="Times New Roman" w:hAnsi="Times New Roman" w:cs="Times New Roman"/>
+          <w:sz w:val="28"/>
+          <w:szCs w:val="28"/>
+        </w:rPr>
+        <w:t xml:space="preserve">    </w:t>
+      </w:r>
+      <w:proofErr w:type="spellStart"/>
+      <w:proofErr w:type="gramStart"/>
+      <w:r>
+        <w:rPr>
+          <w:rFonts w:ascii="Times New Roman" w:hAnsi="Times New Roman" w:cs="Times New Roman"/>
+          <w:sz w:val="28"/>
+          <w:szCs w:val="28"/>
+        </w:rPr>
+        <w:t>printf</w:t>
+      </w:r>
+      <w:proofErr w:type="spellEnd"/>
+      <w:r>
+        <w:rPr>
+          <w:rFonts w:ascii="Times New Roman" w:hAnsi="Times New Roman" w:cs="Times New Roman"/>
+          <w:sz w:val="28"/>
+          <w:szCs w:val="28"/>
+        </w:rPr>
+        <w:t>(</w:t>
+      </w:r>
+      <w:proofErr w:type="gramEnd"/>
+      <w:r>
+        <w:rPr>
+          <w:rFonts w:ascii="Times New Roman" w:hAnsi="Times New Roman" w:cs="Times New Roman"/>
+          <w:sz w:val="28"/>
+          <w:szCs w:val="28"/>
+        </w:rPr>
+        <w:t xml:space="preserve">"presione </w:t>
+      </w:r>
+      <w:proofErr w:type="spellStart"/>
+      <w:r>
+        <w:rPr>
+          <w:rFonts w:ascii="Times New Roman" w:hAnsi="Times New Roman" w:cs="Times New Roman"/>
+          <w:sz w:val="28"/>
+          <w:szCs w:val="28"/>
+        </w:rPr>
+        <w:t>enter</w:t>
+      </w:r>
+      <w:proofErr w:type="spellEnd"/>
+      <w:r>
+        <w:rPr>
+          <w:rFonts w:ascii="Times New Roman" w:hAnsi="Times New Roman" w:cs="Times New Roman"/>
+          <w:sz w:val="28"/>
+          <w:szCs w:val="28"/>
+        </w:rPr>
+        <w:t xml:space="preserve"> para salir...\n");</w:t>
+      </w:r>
+    </w:p>
+    <w:p>
+      <w:pPr>
+        <w:spacing w:line="240" w:lineRule="auto"/>
+        <w:jc w:val="both"/>
+        <w:rPr>
+          <w:rFonts w:ascii="Times New Roman" w:hAnsi="Times New Roman" w:cs="Times New Roman"/>
+          <w:sz w:val="28"/>
+          <w:szCs w:val="28"/>
+        </w:rPr>
+      </w:pPr>
+      <w:r>
+        <w:rPr>
+          <w:rFonts w:ascii="Times New Roman" w:hAnsi="Times New Roman" w:cs="Times New Roman"/>
+          <w:sz w:val="28"/>
+          <w:szCs w:val="28"/>
+        </w:rPr>
+        <w:t xml:space="preserve">    </w:t>
+      </w:r>
+      <w:proofErr w:type="spellStart"/>
+      <w:proofErr w:type="gramStart"/>
+      <w:r>
+        <w:rPr>
+          <w:rFonts w:ascii="Times New Roman" w:hAnsi="Times New Roman" w:cs="Times New Roman"/>
+          <w:sz w:val="28"/>
+          <w:szCs w:val="28"/>
+        </w:rPr>
+        <w:t>getchar</w:t>
+      </w:r>
+      <w:proofErr w:type="spellEnd"/>
+      <w:r>
+        <w:rPr>
+          <w:rFonts w:ascii="Times New Roman" w:hAnsi="Times New Roman" w:cs="Times New Roman"/>
+          <w:sz w:val="28"/>
+          <w:szCs w:val="28"/>
+        </w:rPr>
+        <w:t>(</w:t>
+      </w:r>
+      <w:proofErr w:type="gramEnd"/>
+      <w:r>
+        <w:rPr>
+          <w:rFonts w:ascii="Times New Roman" w:hAnsi="Times New Roman" w:cs="Times New Roman"/>
+          <w:sz w:val="28"/>
+          <w:szCs w:val="28"/>
+        </w:rPr>
+        <w:t>);</w:t>
+      </w:r>
+    </w:p>
+    <w:p>
+      <w:pPr>
+        <w:spacing w:line="240" w:lineRule="auto"/>
+        <w:jc w:val="both"/>
+        <w:rPr>
+          <w:rFonts w:ascii="Times New Roman" w:hAnsi="Times New Roman" w:cs="Times New Roman"/>
+          <w:sz w:val="28"/>
+          <w:szCs w:val="28"/>
+        </w:rPr>
+      </w:pPr>
+      <w:r>
+        <w:rPr>
+          <w:rFonts w:ascii="Times New Roman" w:hAnsi="Times New Roman" w:cs="Times New Roman"/>
+          <w:sz w:val="28"/>
+          <w:szCs w:val="28"/>
+        </w:rPr>
+        <w:t xml:space="preserve">    </w:t>
+      </w:r>
+      <w:proofErr w:type="spellStart"/>
+      <w:proofErr w:type="gramStart"/>
+      <w:r>
+        <w:rPr>
+          <w:rFonts w:ascii="Times New Roman" w:hAnsi="Times New Roman" w:cs="Times New Roman"/>
+          <w:sz w:val="28"/>
+          <w:szCs w:val="28"/>
+        </w:rPr>
+        <w:t>getchar</w:t>
+      </w:r>
+      <w:proofErr w:type="spellEnd"/>
+      <w:r>
+        <w:rPr>
+          <w:rFonts w:ascii="Times New Roman" w:hAnsi="Times New Roman" w:cs="Times New Roman"/>
+          <w:sz w:val="28"/>
+          <w:szCs w:val="28"/>
+        </w:rPr>
+        <w:t>(</w:t>
+      </w:r>
+      <w:proofErr w:type="gramEnd"/>
+      <w:r>
+        <w:rPr>
+          <w:rFonts w:ascii="Times New Roman" w:hAnsi="Times New Roman" w:cs="Times New Roman"/>
+          <w:sz w:val="28"/>
+          <w:szCs w:val="28"/>
+        </w:rPr>
+        <w:t>);</w:t>
+      </w:r>
+    </w:p>
+    <w:p>
+      <w:pPr>
+        <w:spacing w:line="240" w:lineRule="auto"/>
+        <w:jc w:val="both"/>
+        <w:rPr>
+          <w:rFonts w:ascii="Times New Roman" w:hAnsi="Times New Roman" w:cs="Times New Roman"/>
+          <w:sz w:val="28"/>
+          <w:szCs w:val="28"/>
+        </w:rPr>
+      </w:pPr>
+      <w:r>
+        <w:rPr>
+          <w:rFonts w:ascii="Times New Roman" w:hAnsi="Times New Roman" w:cs="Times New Roman"/>
+          <w:sz w:val="28"/>
+          <w:szCs w:val="28"/>
+        </w:rPr>
+        <w:t xml:space="preserve">    </w:t>
+      </w:r>
+      <w:proofErr w:type="spellStart"/>
+      <w:r>
+        <w:rPr>
+          <w:rFonts w:ascii="Times New Roman" w:hAnsi="Times New Roman" w:cs="Times New Roman"/>
+          <w:sz w:val="28"/>
+          <w:szCs w:val="28"/>
+        </w:rPr>
+        <w:t>return</w:t>
+      </w:r>
+      <w:proofErr w:type="spellEnd"/>
+      <w:r>
+        <w:rPr>
+          <w:rFonts w:ascii="Times New Roman" w:hAnsi="Times New Roman" w:cs="Times New Roman"/>
+          <w:sz w:val="28"/>
+          <w:szCs w:val="28"/>
+        </w:rPr>
+        <w:t xml:space="preserve"> 0;</w:t>
+      </w:r>
+    </w:p>
+    <w:p>
+      <w:pPr>
+        <w:spacing w:line="240" w:lineRule="auto"/>
+        <w:jc w:val="both"/>
+        <w:rPr>
+          <w:rFonts w:ascii="Times New Roman" w:hAnsi="Times New Roman" w:cs="Times New Roman"/>
+          <w:sz w:val="28"/>
+          <w:szCs w:val="28"/>
+        </w:rPr>
+      </w:pPr>
+      <w:r>
+        <w:rPr>
+          <w:rFonts w:ascii="Times New Roman" w:hAnsi="Times New Roman" w:cs="Times New Roman"/>
+          <w:sz w:val="28"/>
+          <w:szCs w:val="28"/>
+        </w:rPr>
+        <w:t>}</w:t>
+      </w:r>
+    </w:p>
+    <w:p>
+      <w:pPr>
+        <w:rPr>
+          <w:rFonts w:ascii="Times New Roman" w:hAnsi="Times New Roman" w:cs="Times New Roman"/>
+          <w:sz w:val="28"/>
+          <w:szCs w:val="28"/>
+        </w:rPr>
+      </w:pPr>
     </w:p>
     <w:sectPr>
       <w:pgSz w:w="11906" w:h="16838"/>
-      <w:pgMar w:top="1417" w:right="1701" w:bottom="1417" w:left="1701" w:header="708" w:footer="708" w:gutter="0"/>
+      <w:pgMar w:top="720" w:right="720" w:bottom="720" w:left="720" w:header="708" w:footer="708" w:gutter="0"/>
       <w:cols w:space="708"/>
       <w:docGrid w:linePitch="360"/>
     </w:sectPr>
@@ -1313,7 +4873,6 @@
   <w:style w:type="character" w:default="1" w:styleId="Fuentedeprrafopredeter">
     <w:name w:val="Default Paragraph Font"/>
     <w:uiPriority w:val="1"/>
-    <w:semiHidden/>
     <w:unhideWhenUsed/>
   </w:style>
   <w:style w:type="table" w:default="1" w:styleId="Tablanormal">
